--- a/Tuần 4/PhieuBCHT_Nhom12.docx
+++ b/Tuần 4/PhieuBCHT_Nhom12.docx
@@ -1825,7 +1825,11 @@
           <w:tcPr>
             <w:tcW w:w="2977" w:type="dxa"/>
           </w:tcPr>
-          <w:p/>
+          <w:p>
+            <w:r>
+              <w:t>100%</w:t>
+            </w:r>
+          </w:p>
         </w:tc>
         <w:tc>
           <w:tcPr>
@@ -1894,7 +1898,11 @@
           <w:tcPr>
             <w:tcW w:w="2977" w:type="dxa"/>
           </w:tcPr>
-          <w:p/>
+          <w:p>
+            <w:r>
+              <w:t>100%</w:t>
+            </w:r>
+          </w:p>
         </w:tc>
         <w:tc>
           <w:tcPr>
@@ -1969,7 +1977,11 @@
           <w:tcPr>
             <w:tcW w:w="2977" w:type="dxa"/>
           </w:tcPr>
-          <w:p/>
+          <w:p>
+            <w:r>
+              <w:t>100%</w:t>
+            </w:r>
+          </w:p>
         </w:tc>
         <w:tc>
           <w:tcPr>
@@ -2044,7 +2056,11 @@
           <w:tcPr>
             <w:tcW w:w="2977" w:type="dxa"/>
           </w:tcPr>
-          <w:p/>
+          <w:p>
+            <w:r>
+              <w:t>100%</w:t>
+            </w:r>
+          </w:p>
         </w:tc>
         <w:tc>
           <w:tcPr>
@@ -2119,7 +2135,11 @@
           <w:tcPr>
             <w:tcW w:w="2977" w:type="dxa"/>
           </w:tcPr>
-          <w:p/>
+          <w:p>
+            <w:r>
+              <w:t>100%</w:t>
+            </w:r>
+          </w:p>
         </w:tc>
         <w:tc>
           <w:tcPr>
@@ -2188,7 +2208,19 @@
       </w:r>
       <w:r>
         <w:tab/>
-        <w:t>Ngày …. tháng …. năm 2026</w:t>
+        <w:t xml:space="preserve">Ngày </w:t>
+      </w:r>
+      <w:r>
+        <w:t xml:space="preserve">11 </w:t>
+      </w:r>
+      <w:r>
+        <w:t xml:space="preserve"> tháng </w:t>
+      </w:r>
+      <w:r>
+        <w:t xml:space="preserve">6 </w:t>
+      </w:r>
+      <w:r>
+        <w:t xml:space="preserve"> năm 2026</w:t>
       </w:r>
     </w:p>
     <w:p>
@@ -2922,85 +2954,509 @@
     </w:p>
     <w:p>
       <w:pPr>
-        <w:pBdr>
-          <w:top w:val="nil"/>
-          <w:left w:val="nil"/>
-          <w:bottom w:val="nil"/>
-          <w:right w:val="nil"/>
-          <w:between w:val="nil"/>
-        </w:pBdr>
-        <w:spacing w:after="0"/>
-        <w:ind w:left="720"/>
+        <w:pStyle w:val="ListParagraph"/>
+        <w:numPr>
+          <w:ilvl w:val="0"/>
+          <w:numId w:val="8"/>
+        </w:numPr>
+        <w:tabs>
+          <w:tab w:val="left" w:pos="1134"/>
+        </w:tabs>
+        <w:spacing w:after="120" w:line="360" w:lineRule="auto"/>
+        <w:ind w:left="426" w:firstLine="425"/>
         <w:jc w:val="both"/>
         <w:rPr>
-          <w:color w:val="000000"/>
-        </w:rPr>
-      </w:pPr>
-      <w:r>
-        <w:rPr>
-          <w:color w:val="000000"/>
-        </w:rPr>
-        <w:t xml:space="preserve">[1]. Bùi Doãn Khanh, Nguyễn Đình Thúc, </w:t>
-      </w:r>
-      <w:r>
-        <w:rPr>
+          <w:rFonts w:eastAsia="Aptos" w:cs="Times New Roman"/>
+          <w:kern w:val="0"/>
+          <w:lang w:val="vi-VN"/>
+          <w14:ligatures w14:val="none"/>
+        </w:rPr>
+      </w:pPr>
+      <w:r>
+        <w:rPr>
+          <w:rFonts w:eastAsia="Aptos" w:cs="Times New Roman"/>
+          <w:kern w:val="0"/>
+          <w14:ligatures w14:val="none"/>
+        </w:rPr>
+        <w:t xml:space="preserve">Trần Văn Trọng, </w:t>
+      </w:r>
+      <w:r>
+        <w:rPr>
+          <w:rFonts w:eastAsia="Aptos" w:cs="Times New Roman"/>
           <w:i/>
           <w:iCs/>
-          <w:color w:val="000000"/>
-        </w:rPr>
-        <w:t>Mã hóa thông tin – Lý thuyết và ứng dụng</w:t>
-      </w:r>
-      <w:r>
-        <w:rPr>
-          <w:color w:val="000000"/>
-        </w:rPr>
-        <w:t>, NXB Lao động xã hội, 2011.</w:t>
+          <w:kern w:val="0"/>
+          <w14:ligatures w14:val="none"/>
+        </w:rPr>
+        <w:t>Giáo trình Quản trị mạng và Thiết bị mạng Cisco</w:t>
+      </w:r>
+      <w:r>
+        <w:rPr>
+          <w:rFonts w:eastAsia="Aptos" w:cs="Times New Roman"/>
+          <w:kern w:val="0"/>
+          <w14:ligatures w14:val="none"/>
+        </w:rPr>
+        <w:t>, NXB Thông tin và Truyền thông, 2018.</w:t>
       </w:r>
     </w:p>
     <w:p>
       <w:pPr>
-        <w:pBdr>
-          <w:top w:val="nil"/>
-          <w:left w:val="nil"/>
-          <w:bottom w:val="nil"/>
-          <w:right w:val="nil"/>
-          <w:between w:val="nil"/>
-        </w:pBdr>
-        <w:spacing w:after="0"/>
-        <w:ind w:left="720"/>
+        <w:pStyle w:val="ListParagraph"/>
+        <w:numPr>
+          <w:ilvl w:val="0"/>
+          <w:numId w:val="8"/>
+        </w:numPr>
+        <w:tabs>
+          <w:tab w:val="left" w:pos="1134"/>
+        </w:tabs>
+        <w:spacing w:after="120" w:line="360" w:lineRule="auto"/>
+        <w:ind w:left="426" w:firstLine="425"/>
         <w:jc w:val="both"/>
         <w:rPr>
-          <w:color w:val="000000"/>
-        </w:rPr>
-      </w:pPr>
-      <w:r>
-        <w:rPr>
-          <w:color w:val="000000"/>
-        </w:rPr>
-        <w:t xml:space="preserve">[2] … </w:t>
+          <w:rFonts w:eastAsia="Aptos" w:cs="Times New Roman"/>
+          <w:kern w:val="0"/>
+          <w:lang w:val="vi-VN"/>
+          <w14:ligatures w14:val="none"/>
+        </w:rPr>
+      </w:pPr>
+      <w:r>
+        <w:rPr>
+          <w:rFonts w:eastAsia="Aptos" w:cs="Times New Roman"/>
+          <w:kern w:val="0"/>
+          <w:lang w:val="vi-VN"/>
+          <w14:ligatures w14:val="none"/>
+        </w:rPr>
+        <w:t xml:space="preserve">Nguyễn Xuân Dũng, </w:t>
+      </w:r>
+      <w:r>
+        <w:rPr>
+          <w:rFonts w:eastAsia="Aptos" w:cs="Times New Roman"/>
+          <w:i/>
+          <w:kern w:val="0"/>
+          <w:lang w:val="vi-VN"/>
+          <w14:ligatures w14:val="none"/>
+        </w:rPr>
+        <w:t>Bảo mật thông tin – Mô Hình và ứng dụng</w:t>
+      </w:r>
+      <w:r>
+        <w:rPr>
+          <w:rFonts w:eastAsia="Aptos" w:cs="Times New Roman"/>
+          <w:kern w:val="0"/>
+          <w:lang w:val="vi-VN"/>
+          <w14:ligatures w14:val="none"/>
+        </w:rPr>
+        <w:t>, NXB thống kê, 2009.</w:t>
       </w:r>
     </w:p>
     <w:p>
       <w:pPr>
-        <w:pBdr>
-          <w:top w:val="nil"/>
-          <w:left w:val="nil"/>
-          <w:bottom w:val="nil"/>
-          <w:right w:val="nil"/>
-          <w:between w:val="nil"/>
-        </w:pBdr>
-        <w:spacing w:after="0"/>
-        <w:ind w:left="720"/>
+        <w:pStyle w:val="ListParagraph"/>
+        <w:numPr>
+          <w:ilvl w:val="0"/>
+          <w:numId w:val="8"/>
+        </w:numPr>
+        <w:tabs>
+          <w:tab w:val="left" w:pos="1134"/>
+        </w:tabs>
+        <w:spacing w:after="120" w:line="360" w:lineRule="auto"/>
+        <w:ind w:left="426" w:firstLine="425"/>
         <w:jc w:val="both"/>
         <w:rPr>
-          <w:color w:val="000000"/>
-        </w:rPr>
-      </w:pPr>
-      <w:r>
-        <w:rPr>
-          <w:color w:val="000000"/>
-        </w:rPr>
-        <w:t>[3] …</w:t>
+          <w:rFonts w:eastAsia="Aptos" w:cs="Times New Roman"/>
+          <w:kern w:val="0"/>
+          <w:lang w:val="vi-VN"/>
+          <w14:ligatures w14:val="none"/>
+        </w:rPr>
+      </w:pPr>
+      <w:r>
+        <w:rPr>
+          <w:rFonts w:eastAsia="Aptos" w:cs="Times New Roman"/>
+          <w:kern w:val="0"/>
+          <w14:ligatures w14:val="none"/>
+        </w:rPr>
+        <w:t xml:space="preserve">Nguyễn Khắc Quốc, </w:t>
+      </w:r>
+      <w:r>
+        <w:rPr>
+          <w:rFonts w:eastAsia="Aptos" w:cs="Times New Roman"/>
+          <w:i/>
+          <w:iCs/>
+          <w:kern w:val="0"/>
+          <w14:ligatures w14:val="none"/>
+        </w:rPr>
+        <w:t>An toàn thông tin và Bảo mật mạng máy tính</w:t>
+      </w:r>
+      <w:r>
+        <w:rPr>
+          <w:rFonts w:eastAsia="Aptos" w:cs="Times New Roman"/>
+          <w:kern w:val="0"/>
+          <w14:ligatures w14:val="none"/>
+        </w:rPr>
+        <w:t>, NXB Khoa học và Kỹ thuật, 2020.</w:t>
+      </w:r>
+    </w:p>
+    <w:p>
+      <w:pPr>
+        <w:pStyle w:val="ListParagraph"/>
+        <w:numPr>
+          <w:ilvl w:val="0"/>
+          <w:numId w:val="8"/>
+        </w:numPr>
+        <w:tabs>
+          <w:tab w:val="left" w:pos="1134"/>
+        </w:tabs>
+        <w:spacing w:after="120" w:line="360" w:lineRule="auto"/>
+        <w:ind w:left="426" w:firstLine="425"/>
+        <w:jc w:val="both"/>
+        <w:rPr>
+          <w:rFonts w:eastAsia="Aptos" w:cs="Times New Roman"/>
+          <w:kern w:val="0"/>
+          <w:lang w:val="vi-VN"/>
+          <w14:ligatures w14:val="none"/>
+        </w:rPr>
+      </w:pPr>
+      <w:r>
+        <w:rPr>
+          <w:rFonts w:eastAsia="Aptos" w:cs="Times New Roman"/>
+          <w:kern w:val="0"/>
+          <w14:ligatures w14:val="none"/>
+        </w:rPr>
+        <w:t xml:space="preserve">Phạm Thu Hương, </w:t>
+      </w:r>
+      <w:r>
+        <w:rPr>
+          <w:rFonts w:eastAsia="Aptos" w:cs="Times New Roman"/>
+          <w:i/>
+          <w:iCs/>
+          <w:kern w:val="0"/>
+          <w14:ligatures w14:val="none"/>
+        </w:rPr>
+        <w:t>Thiết kế mạng và An toàn hệ thống thông tin</w:t>
+      </w:r>
+      <w:r>
+        <w:rPr>
+          <w:rFonts w:eastAsia="Aptos" w:cs="Times New Roman"/>
+          <w:kern w:val="0"/>
+          <w14:ligatures w14:val="none"/>
+        </w:rPr>
+        <w:t>, NXB Đại học Quốc gia Hà Nội, 2021.</w:t>
+      </w:r>
+    </w:p>
+    <w:p>
+      <w:pPr>
+        <w:pStyle w:val="ListParagraph"/>
+        <w:numPr>
+          <w:ilvl w:val="0"/>
+          <w:numId w:val="8"/>
+        </w:numPr>
+        <w:tabs>
+          <w:tab w:val="left" w:pos="1134"/>
+        </w:tabs>
+        <w:spacing w:after="120" w:line="360" w:lineRule="auto"/>
+        <w:ind w:left="426" w:firstLine="425"/>
+        <w:jc w:val="both"/>
+        <w:rPr>
+          <w:rFonts w:eastAsia="Aptos" w:cs="Times New Roman"/>
+          <w:kern w:val="0"/>
+          <w:lang w:val="vi-VN"/>
+          <w14:ligatures w14:val="none"/>
+        </w:rPr>
+      </w:pPr>
+      <w:r>
+        <w:rPr>
+          <w:rFonts w:eastAsia="Aptos" w:cs="Times New Roman"/>
+          <w:kern w:val="0"/>
+          <w:lang w:val="vi-VN"/>
+          <w14:ligatures w14:val="none"/>
+        </w:rPr>
+        <w:lastRenderedPageBreak/>
+        <w:t xml:space="preserve">Bùi Doãn Khanh, Nguyễn Đình Thúc, </w:t>
+      </w:r>
+      <w:r>
+        <w:rPr>
+          <w:rFonts w:eastAsia="Aptos" w:cs="Times New Roman"/>
+          <w:i/>
+          <w:kern w:val="0"/>
+          <w:lang w:val="vi-VN"/>
+          <w14:ligatures w14:val="none"/>
+        </w:rPr>
+        <w:t>Mã hóa thông tin – Lý thuyết và ứng dụng</w:t>
+      </w:r>
+      <w:r>
+        <w:rPr>
+          <w:rFonts w:eastAsia="Aptos" w:cs="Times New Roman"/>
+          <w:kern w:val="0"/>
+          <w:lang w:val="vi-VN"/>
+          <w14:ligatures w14:val="none"/>
+        </w:rPr>
+        <w:t>, NXB Lao động xã hội, 2011.</w:t>
+      </w:r>
+    </w:p>
+    <w:p>
+      <w:pPr>
+        <w:pStyle w:val="ListParagraph"/>
+        <w:numPr>
+          <w:ilvl w:val="0"/>
+          <w:numId w:val="8"/>
+        </w:numPr>
+        <w:tabs>
+          <w:tab w:val="left" w:pos="1134"/>
+        </w:tabs>
+        <w:spacing w:after="120" w:line="360" w:lineRule="auto"/>
+        <w:ind w:left="426" w:firstLine="425"/>
+        <w:jc w:val="both"/>
+        <w:rPr>
+          <w:rFonts w:eastAsia="Aptos" w:cs="Times New Roman"/>
+          <w:kern w:val="0"/>
+          <w:lang w:val="vi-VN" w:eastAsia="zh-CN"/>
+          <w14:ligatures w14:val="none"/>
+        </w:rPr>
+      </w:pPr>
+      <w:r>
+        <w:rPr>
+          <w:rFonts w:eastAsia="Aptos" w:cs="Times New Roman"/>
+          <w:kern w:val="0"/>
+          <w:lang w:val="vi-VN" w:eastAsia="zh-CN"/>
+          <w14:ligatures w14:val="none"/>
+        </w:rPr>
+        <w:t xml:space="preserve">Trần Đức Sự, Nguyễn Văn Tảo và Trần Thị Lượng – </w:t>
+      </w:r>
+      <w:r>
+        <w:rPr>
+          <w:rFonts w:eastAsia="Aptos" w:cs="Times New Roman"/>
+          <w:i/>
+          <w:kern w:val="0"/>
+          <w:lang w:val="vi-VN"/>
+          <w14:ligatures w14:val="none"/>
+        </w:rPr>
+        <w:t xml:space="preserve">Giáo trình An toàn bảo mật dữ liệu, </w:t>
+      </w:r>
+      <w:r>
+        <w:rPr>
+          <w:rFonts w:eastAsia="Aptos" w:cs="Times New Roman"/>
+          <w:kern w:val="0"/>
+          <w:lang w:val="vi-VN"/>
+          <w14:ligatures w14:val="none"/>
+        </w:rPr>
+        <w:t>NXB đại học Thái Nguyên.</w:t>
+      </w:r>
+    </w:p>
+    <w:p>
+      <w:pPr>
+        <w:pStyle w:val="ListParagraph"/>
+        <w:numPr>
+          <w:ilvl w:val="0"/>
+          <w:numId w:val="8"/>
+        </w:numPr>
+        <w:tabs>
+          <w:tab w:val="left" w:pos="1134"/>
+        </w:tabs>
+        <w:spacing w:after="120" w:line="360" w:lineRule="auto"/>
+        <w:ind w:left="426" w:firstLine="425"/>
+        <w:jc w:val="both"/>
+        <w:rPr>
+          <w:rFonts w:eastAsia="Aptos" w:cs="Times New Roman"/>
+          <w:kern w:val="0"/>
+          <w:lang w:val="vi-VN"/>
+          <w14:ligatures w14:val="none"/>
+        </w:rPr>
+      </w:pPr>
+      <w:r>
+        <w:rPr>
+          <w:rFonts w:eastAsia="Aptos" w:cs="Times New Roman"/>
+          <w:kern w:val="0"/>
+          <w:lang w:eastAsia="zh-CN"/>
+          <w14:ligatures w14:val="none"/>
+        </w:rPr>
+        <w:t>William Stallings</w:t>
+      </w:r>
+      <w:r>
+        <w:rPr>
+          <w:rFonts w:eastAsia="Aptos" w:cs="Times New Roman"/>
+          <w:b/>
+          <w:bCs/>
+          <w:kern w:val="0"/>
+          <w:lang w:eastAsia="zh-CN"/>
+          <w14:ligatures w14:val="none"/>
+        </w:rPr>
+        <w:t xml:space="preserve">, </w:t>
+      </w:r>
+      <w:r>
+        <w:rPr>
+          <w:rFonts w:eastAsia="Aptos" w:cs="Times New Roman"/>
+          <w:i/>
+          <w:iCs/>
+          <w:kern w:val="0"/>
+          <w:lang w:eastAsia="zh-CN"/>
+          <w14:ligatures w14:val="none"/>
+        </w:rPr>
+        <w:t>Cryptography and Network Security Principles and Practices</w:t>
+      </w:r>
+      <w:r>
+        <w:rPr>
+          <w:rFonts w:eastAsia="Aptos" w:cs="Times New Roman"/>
+          <w:b/>
+          <w:bCs/>
+          <w:kern w:val="0"/>
+          <w:lang w:eastAsia="zh-CN"/>
+          <w14:ligatures w14:val="none"/>
+        </w:rPr>
+        <w:t xml:space="preserve">, </w:t>
+      </w:r>
+      <w:r>
+        <w:rPr>
+          <w:rFonts w:eastAsia="Aptos" w:cs="Times New Roman"/>
+          <w:kern w:val="0"/>
+          <w:lang w:eastAsia="zh-CN"/>
+          <w14:ligatures w14:val="none"/>
+        </w:rPr>
+        <w:t>Fourth Edition, Prentice Hall, 2005.</w:t>
+      </w:r>
+      <w:r>
+        <w:rPr>
+          <w:rFonts w:eastAsia="Aptos" w:cs="Times New Roman"/>
+          <w:kern w:val="0"/>
+          <w:lang w:val="vi-VN"/>
+          <w14:ligatures w14:val="none"/>
+        </w:rPr>
+        <w:tab/>
+      </w:r>
+    </w:p>
+    <w:p>
+      <w:pPr>
+        <w:pStyle w:val="ListParagraph"/>
+        <w:numPr>
+          <w:ilvl w:val="0"/>
+          <w:numId w:val="8"/>
+        </w:numPr>
+        <w:tabs>
+          <w:tab w:val="left" w:pos="1134"/>
+        </w:tabs>
+        <w:spacing w:after="120" w:line="360" w:lineRule="auto"/>
+        <w:ind w:left="426" w:firstLine="425"/>
+        <w:jc w:val="both"/>
+        <w:rPr>
+          <w:rFonts w:eastAsia="Aptos" w:cs="Times New Roman"/>
+          <w:kern w:val="0"/>
+          <w14:ligatures w14:val="none"/>
+        </w:rPr>
+      </w:pPr>
+      <w:r>
+        <w:rPr>
+          <w:rFonts w:eastAsia="Aptos" w:cs="Times New Roman"/>
+          <w:kern w:val="0"/>
+          <w14:ligatures w14:val="none"/>
+        </w:rPr>
+        <w:t xml:space="preserve">William Stallings, </w:t>
+      </w:r>
+      <w:r>
+        <w:rPr>
+          <w:rFonts w:eastAsia="Aptos" w:cs="Times New Roman"/>
+          <w:i/>
+          <w:kern w:val="0"/>
+          <w14:ligatures w14:val="none"/>
+        </w:rPr>
+        <w:t>Network Security Essentials: Applications and Standards</w:t>
+      </w:r>
+      <w:r>
+        <w:rPr>
+          <w:rFonts w:eastAsia="Aptos" w:cs="Times New Roman"/>
+          <w:kern w:val="0"/>
+          <w14:ligatures w14:val="none"/>
+        </w:rPr>
+        <w:t>, Sixth Edition, Pearson, 2017.</w:t>
+      </w:r>
+    </w:p>
+    <w:p>
+      <w:pPr>
+        <w:pStyle w:val="ListParagraph"/>
+        <w:numPr>
+          <w:ilvl w:val="0"/>
+          <w:numId w:val="8"/>
+        </w:numPr>
+        <w:tabs>
+          <w:tab w:val="left" w:pos="1134"/>
+        </w:tabs>
+        <w:spacing w:after="120" w:line="360" w:lineRule="auto"/>
+        <w:ind w:left="426" w:firstLine="425"/>
+        <w:jc w:val="both"/>
+        <w:rPr>
+          <w:rFonts w:eastAsia="Aptos" w:cs="Times New Roman"/>
+          <w:kern w:val="0"/>
+          <w14:ligatures w14:val="none"/>
+        </w:rPr>
+      </w:pPr>
+      <w:r>
+        <w:rPr>
+          <w:rFonts w:eastAsia="Aptos" w:cs="Times New Roman"/>
+          <w:kern w:val="0"/>
+          <w14:ligatures w14:val="none"/>
+        </w:rPr>
+        <w:t xml:space="preserve">Wendell Odom, </w:t>
+      </w:r>
+      <w:r>
+        <w:rPr>
+          <w:rFonts w:eastAsia="Aptos" w:cs="Times New Roman"/>
+          <w:i/>
+          <w:iCs/>
+          <w:kern w:val="0"/>
+          <w14:ligatures w14:val="none"/>
+        </w:rPr>
+        <w:t>CCNA 200-301 Official Cert Guide</w:t>
+      </w:r>
+      <w:r>
+        <w:rPr>
+          <w:rFonts w:eastAsia="Aptos" w:cs="Times New Roman"/>
+          <w:kern w:val="0"/>
+          <w14:ligatures w14:val="none"/>
+        </w:rPr>
+        <w:t>, Cisco Press, 2019.</w:t>
+      </w:r>
+    </w:p>
+    <w:p>
+      <w:pPr>
+        <w:pStyle w:val="ListParagraph"/>
+        <w:numPr>
+          <w:ilvl w:val="0"/>
+          <w:numId w:val="8"/>
+        </w:numPr>
+        <w:tabs>
+          <w:tab w:val="left" w:pos="1134"/>
+        </w:tabs>
+        <w:spacing w:after="120" w:line="360" w:lineRule="auto"/>
+        <w:ind w:left="426" w:firstLine="425"/>
+        <w:jc w:val="both"/>
+        <w:rPr>
+          <w:rFonts w:eastAsia="Aptos" w:cs="Times New Roman"/>
+          <w:kern w:val="0"/>
+          <w14:ligatures w14:val="none"/>
+        </w:rPr>
+      </w:pPr>
+      <w:r>
+        <w:rPr>
+          <w:rFonts w:eastAsia="Aptos" w:cs="Times New Roman"/>
+          <w:kern w:val="0"/>
+          <w14:ligatures w14:val="none"/>
+        </w:rPr>
+        <w:t xml:space="preserve">Omar Santos, Cisco ASA: </w:t>
+      </w:r>
+      <w:r>
+        <w:rPr>
+          <w:rFonts w:eastAsia="Aptos" w:cs="Times New Roman"/>
+          <w:i/>
+          <w:iCs/>
+          <w:kern w:val="0"/>
+          <w14:ligatures w14:val="none"/>
+        </w:rPr>
+        <w:t>All-in-One Next-Generation Firewall</w:t>
+      </w:r>
+      <w:r>
+        <w:rPr>
+          <w:rFonts w:eastAsia="Aptos" w:cs="Times New Roman"/>
+          <w:kern w:val="0"/>
+          <w14:ligatures w14:val="none"/>
+        </w:rPr>
+        <w:t>, IPS, and VPN Services, Cisco Press, 2014.</w:t>
       </w:r>
     </w:p>
     <w:p>
@@ -3052,7 +3508,13 @@
         <w:rPr>
           <w:color w:val="000000"/>
         </w:rPr>
-        <w:t>Máy tính, …</w:t>
+        <w:t>Máy tín</w:t>
+      </w:r>
+      <w:r>
+        <w:rPr>
+          <w:color w:val="000000"/>
+        </w:rPr>
+        <w:t>h.</w:t>
       </w:r>
     </w:p>
     <w:p>
@@ -3098,12 +3560,9 @@
       </w:r>
     </w:p>
     <w:p/>
-    <w:p/>
     <w:tbl>
       <w:tblPr>
-        <w:tblStyle w:val="a0"/>
-        <w:tblW w:w="13036" w:type="dxa"/>
-        <w:tblInd w:w="0" w:type="dxa"/>
+        <w:tblW w:w="13178" w:type="dxa"/>
         <w:tblBorders>
           <w:top w:val="single" w:sz="4" w:space="0" w:color="000000"/>
           <w:left w:val="single" w:sz="4" w:space="0" w:color="000000"/>
@@ -3118,8 +3577,9 @@
       <w:tblGrid>
         <w:gridCol w:w="846"/>
         <w:gridCol w:w="3402"/>
-        <w:gridCol w:w="4252"/>
-        <w:gridCol w:w="4536"/>
+        <w:gridCol w:w="3827"/>
+        <w:gridCol w:w="2977"/>
+        <w:gridCol w:w="2126"/>
       </w:tblGrid>
       <w:tr>
         <w:tc>
@@ -3168,7 +3628,7 @@
         </w:tc>
         <w:tc>
           <w:tcPr>
-            <w:tcW w:w="4252" w:type="dxa"/>
+            <w:tcW w:w="3827" w:type="dxa"/>
             <w:vAlign w:val="center"/>
           </w:tcPr>
           <w:p>
@@ -3190,7 +3650,7 @@
         </w:tc>
         <w:tc>
           <w:tcPr>
-            <w:tcW w:w="4536" w:type="dxa"/>
+            <w:tcW w:w="2977" w:type="dxa"/>
             <w:vAlign w:val="center"/>
           </w:tcPr>
           <w:p>
@@ -3206,7 +3666,32 @@
                 <w:b/>
                 <w:bCs/>
               </w:rPr>
-              <w:t>Phương pháp thực hiện</w:t>
+              <w:t>Kết quả đạt được</w:t>
+            </w:r>
+          </w:p>
+        </w:tc>
+        <w:tc>
+          <w:tcPr>
+            <w:tcW w:w="2126" w:type="dxa"/>
+            <w:vAlign w:val="center"/>
+          </w:tcPr>
+          <w:p>
+            <w:pPr>
+              <w:jc w:val="center"/>
+              <w:rPr>
+                <w:b/>
+                <w:bCs/>
+              </w:rPr>
+            </w:pPr>
+            <w:r>
+              <w:rPr>
+                <w:b/>
+                <w:bCs/>
+              </w:rPr>
+              <w:t xml:space="preserve">Kiến nghị với giảng viên hướng dẫn </w:t>
+            </w:r>
+            <w:r>
+              <w:t>(nêu những khó khăn, hỗ trợ từ phía giảng viên,… nếu cần)</w:t>
             </w:r>
           </w:p>
         </w:tc>
@@ -3234,6 +3719,9 @@
             <w:tcW w:w="3402" w:type="dxa"/>
           </w:tcPr>
           <w:p>
+            <w:pPr>
+              <w:spacing w:before="120" w:after="120" w:line="312" w:lineRule="auto"/>
+            </w:pPr>
             <w:r>
               <w:t>Đỗ Đức Anh</w:t>
             </w:r>
@@ -3241,9 +3729,12 @@
         </w:tc>
         <w:tc>
           <w:tcPr>
-            <w:tcW w:w="4252" w:type="dxa"/>
-          </w:tcPr>
-          <w:p>
+            <w:tcW w:w="3827" w:type="dxa"/>
+          </w:tcPr>
+          <w:p>
+            <w:pPr>
+              <w:spacing w:before="120" w:after="120" w:line="312" w:lineRule="auto"/>
+            </w:pPr>
             <w:r>
               <w:t>Tìm kiếm tài liệu tiếng Việt/Anh về An ninh mạng và chuẩn X.800</w:t>
             </w:r>
@@ -3251,24 +3742,20 @@
         </w:tc>
         <w:tc>
           <w:tcPr>
-            <w:tcW w:w="4536" w:type="dxa"/>
+            <w:tcW w:w="2977" w:type="dxa"/>
+          </w:tcPr>
+          <w:p>
+            <w:r>
+              <w:t>100%</w:t>
+            </w:r>
+          </w:p>
+        </w:tc>
+        <w:tc>
+          <w:tcPr>
+            <w:tcW w:w="2126" w:type="dxa"/>
             <w:vMerge w:val="restart"/>
           </w:tcPr>
-          <w:p>
-            <w:r>
-              <w:t>- Thảo luận trực tuyến online trên Google meet và trực tiếp trên lớp học.</w:t>
-            </w:r>
-          </w:p>
-          <w:p>
-            <w:r>
-              <w:t>- Phân tích yêu cầu của đề tài.</w:t>
-            </w:r>
-          </w:p>
-          <w:p>
-            <w:r>
-              <w:t>- Tổng hợp tài liệu.</w:t>
-            </w:r>
-          </w:p>
+          <w:p/>
         </w:tc>
       </w:tr>
       <w:tr>
@@ -3299,6 +3786,9 @@
             <w:tcW w:w="3402" w:type="dxa"/>
           </w:tcPr>
           <w:p>
+            <w:pPr>
+              <w:spacing w:before="120" w:after="120" w:line="312" w:lineRule="auto"/>
+            </w:pPr>
             <w:r>
               <w:t>Phan Trường Giang</w:t>
             </w:r>
@@ -3306,9 +3796,12 @@
         </w:tc>
         <w:tc>
           <w:tcPr>
-            <w:tcW w:w="4252" w:type="dxa"/>
-          </w:tcPr>
-          <w:p>
+            <w:tcW w:w="3827" w:type="dxa"/>
+          </w:tcPr>
+          <w:p>
+            <w:pPr>
+              <w:spacing w:before="120" w:after="120" w:line="312" w:lineRule="auto"/>
+            </w:pPr>
             <w:r>
               <w:t>Xác định mục tiêu, phạm vi nghiên cứu (Mục 1.3.2, 1.3.3) và lập kế hoạch nhóm</w:t>
             </w:r>
@@ -3316,7 +3809,17 @@
         </w:tc>
         <w:tc>
           <w:tcPr>
-            <w:tcW w:w="4536" w:type="dxa"/>
+            <w:tcW w:w="2977" w:type="dxa"/>
+          </w:tcPr>
+          <w:p>
+            <w:r>
+              <w:t>100%</w:t>
+            </w:r>
+          </w:p>
+        </w:tc>
+        <w:tc>
+          <w:tcPr>
+            <w:tcW w:w="2126" w:type="dxa"/>
             <w:vMerge/>
           </w:tcPr>
           <w:p>
@@ -3362,6 +3865,9 @@
             <w:tcW w:w="3402" w:type="dxa"/>
           </w:tcPr>
           <w:p>
+            <w:pPr>
+              <w:spacing w:before="120" w:after="120" w:line="312" w:lineRule="auto"/>
+            </w:pPr>
             <w:r>
               <w:t>Văn Chí Hùng</w:t>
             </w:r>
@@ -3369,9 +3875,12 @@
         </w:tc>
         <w:tc>
           <w:tcPr>
-            <w:tcW w:w="4252" w:type="dxa"/>
-          </w:tcPr>
-          <w:p>
+            <w:tcW w:w="3827" w:type="dxa"/>
+          </w:tcPr>
+          <w:p>
+            <w:pPr>
+              <w:spacing w:before="120" w:after="120" w:line="312" w:lineRule="auto"/>
+            </w:pPr>
             <w:r>
               <w:t>Tìm kiếm tài liệu tiếng Việt/Anh về An ninh mạng và chuẩn X.800</w:t>
             </w:r>
@@ -3379,7 +3888,17 @@
         </w:tc>
         <w:tc>
           <w:tcPr>
-            <w:tcW w:w="4536" w:type="dxa"/>
+            <w:tcW w:w="2977" w:type="dxa"/>
+          </w:tcPr>
+          <w:p>
+            <w:r>
+              <w:t>100%</w:t>
+            </w:r>
+          </w:p>
+        </w:tc>
+        <w:tc>
+          <w:tcPr>
+            <w:tcW w:w="2126" w:type="dxa"/>
             <w:vMerge/>
           </w:tcPr>
           <w:p>
@@ -3425,6 +3944,9 @@
             <w:tcW w:w="3402" w:type="dxa"/>
           </w:tcPr>
           <w:p>
+            <w:pPr>
+              <w:spacing w:before="120" w:after="120" w:line="312" w:lineRule="auto"/>
+            </w:pPr>
             <w:r>
               <w:t>Đặng Minh Thịnh</w:t>
             </w:r>
@@ -3432,9 +3954,12 @@
         </w:tc>
         <w:tc>
           <w:tcPr>
-            <w:tcW w:w="4252" w:type="dxa"/>
-          </w:tcPr>
-          <w:p>
+            <w:tcW w:w="3827" w:type="dxa"/>
+          </w:tcPr>
+          <w:p>
+            <w:pPr>
+              <w:spacing w:before="120" w:after="120" w:line="312" w:lineRule="auto"/>
+            </w:pPr>
             <w:r>
               <w:t>Tìm hiểu các thuật toán hoặc công cụ mô phỏng dự kiến sẽ sử dụng</w:t>
             </w:r>
@@ -3442,7 +3967,17 @@
         </w:tc>
         <w:tc>
           <w:tcPr>
-            <w:tcW w:w="4536" w:type="dxa"/>
+            <w:tcW w:w="2977" w:type="dxa"/>
+          </w:tcPr>
+          <w:p>
+            <w:r>
+              <w:t>100%</w:t>
+            </w:r>
+          </w:p>
+        </w:tc>
+        <w:tc>
+          <w:tcPr>
+            <w:tcW w:w="2126" w:type="dxa"/>
             <w:vMerge/>
           </w:tcPr>
           <w:p>
@@ -3488,6 +4023,9 @@
             <w:tcW w:w="3402" w:type="dxa"/>
           </w:tcPr>
           <w:p>
+            <w:pPr>
+              <w:spacing w:before="120" w:after="120" w:line="312" w:lineRule="auto"/>
+            </w:pPr>
             <w:r>
               <w:t>Phạm Quang Trung</w:t>
             </w:r>
@@ -3495,9 +4033,12 @@
         </w:tc>
         <w:tc>
           <w:tcPr>
-            <w:tcW w:w="4252" w:type="dxa"/>
-          </w:tcPr>
-          <w:p>
+            <w:tcW w:w="3827" w:type="dxa"/>
+          </w:tcPr>
+          <w:p>
+            <w:pPr>
+              <w:spacing w:before="120" w:after="120" w:line="312" w:lineRule="auto"/>
+            </w:pPr>
             <w:r>
               <w:t>Tìm kiếm các nguồn tài liệu về biện pháp bảo vệ hệ thống hiện nay</w:t>
             </w:r>
@@ -3505,7 +4046,17 @@
         </w:tc>
         <w:tc>
           <w:tcPr>
-            <w:tcW w:w="4536" w:type="dxa"/>
+            <w:tcW w:w="2977" w:type="dxa"/>
+          </w:tcPr>
+          <w:p>
+            <w:r>
+              <w:t>100%</w:t>
+            </w:r>
+          </w:p>
+        </w:tc>
+        <w:tc>
+          <w:tcPr>
+            <w:tcW w:w="2126" w:type="dxa"/>
             <w:vMerge/>
           </w:tcPr>
           <w:p>
@@ -3546,6 +4097,9 @@
             <w:tcW w:w="3402" w:type="dxa"/>
           </w:tcPr>
           <w:p>
+            <w:pPr>
+              <w:spacing w:before="120" w:after="120" w:line="312" w:lineRule="auto"/>
+            </w:pPr>
             <w:r>
               <w:t>Đỗ Đức Anh</w:t>
             </w:r>
@@ -3553,9 +4107,12 @@
         </w:tc>
         <w:tc>
           <w:tcPr>
-            <w:tcW w:w="4252" w:type="dxa"/>
-          </w:tcPr>
-          <w:p>
+            <w:tcW w:w="3827" w:type="dxa"/>
+          </w:tcPr>
+          <w:p>
+            <w:pPr>
+              <w:spacing w:before="120" w:after="120" w:line="312" w:lineRule="auto"/>
+            </w:pPr>
             <w:r>
               <w:t>Phác thảo sơ đồ hoạt động của chương trình demo/mô phỏng</w:t>
             </w:r>
@@ -3563,19 +4120,20 @@
         </w:tc>
         <w:tc>
           <w:tcPr>
-            <w:tcW w:w="4536" w:type="dxa"/>
+            <w:tcW w:w="2977" w:type="dxa"/>
+          </w:tcPr>
+          <w:p>
+            <w:r>
+              <w:t>100%</w:t>
+            </w:r>
+          </w:p>
+        </w:tc>
+        <w:tc>
+          <w:tcPr>
+            <w:tcW w:w="2126" w:type="dxa"/>
             <w:vMerge w:val="restart"/>
           </w:tcPr>
-          <w:p>
-            <w:r>
-              <w:t>- Phương pháp phân tích và tổng hợp lý thuyết.</w:t>
-            </w:r>
-          </w:p>
-          <w:p>
-            <w:r>
-              <w:t>- Viết báo cáo và chia sẻ để các thành viên cùng theo dõi.</w:t>
-            </w:r>
-          </w:p>
+          <w:p/>
         </w:tc>
       </w:tr>
       <w:tr>
@@ -3606,6 +4164,9 @@
             <w:tcW w:w="3402" w:type="dxa"/>
           </w:tcPr>
           <w:p>
+            <w:pPr>
+              <w:spacing w:before="120" w:after="120" w:line="312" w:lineRule="auto"/>
+            </w:pPr>
             <w:r>
               <w:t>Phan Trường Giang</w:t>
             </w:r>
@@ -3613,9 +4174,12 @@
         </w:tc>
         <w:tc>
           <w:tcPr>
-            <w:tcW w:w="4252" w:type="dxa"/>
-          </w:tcPr>
-          <w:p>
+            <w:tcW w:w="3827" w:type="dxa"/>
+          </w:tcPr>
+          <w:p>
+            <w:pPr>
+              <w:spacing w:before="120" w:after="120" w:line="312" w:lineRule="auto"/>
+            </w:pPr>
             <w:r>
               <w:t>Viết Lý do chọn đề tài (Mục 1.3.1)</w:t>
             </w:r>
@@ -3623,7 +4187,17 @@
         </w:tc>
         <w:tc>
           <w:tcPr>
-            <w:tcW w:w="4536" w:type="dxa"/>
+            <w:tcW w:w="2977" w:type="dxa"/>
+          </w:tcPr>
+          <w:p>
+            <w:r>
+              <w:t>100%</w:t>
+            </w:r>
+          </w:p>
+        </w:tc>
+        <w:tc>
+          <w:tcPr>
+            <w:tcW w:w="2126" w:type="dxa"/>
             <w:vMerge/>
           </w:tcPr>
           <w:p>
@@ -3669,6 +4243,9 @@
             <w:tcW w:w="3402" w:type="dxa"/>
           </w:tcPr>
           <w:p>
+            <w:pPr>
+              <w:spacing w:before="120" w:after="120" w:line="312" w:lineRule="auto"/>
+            </w:pPr>
             <w:r>
               <w:t>Văn Chí Hùng</w:t>
             </w:r>
@@ -3676,9 +4253,12 @@
         </w:tc>
         <w:tc>
           <w:tcPr>
-            <w:tcW w:w="4252" w:type="dxa"/>
-          </w:tcPr>
-          <w:p>
+            <w:tcW w:w="3827" w:type="dxa"/>
+          </w:tcPr>
+          <w:p>
+            <w:pPr>
+              <w:spacing w:before="120" w:after="120" w:line="312" w:lineRule="auto"/>
+            </w:pPr>
             <w:r>
               <w:t>Viết nội dung Mục 1.2.1 (Các dịch vụ theo chuẩn X.800)</w:t>
             </w:r>
@@ -3686,7 +4266,17 @@
         </w:tc>
         <w:tc>
           <w:tcPr>
-            <w:tcW w:w="4536" w:type="dxa"/>
+            <w:tcW w:w="2977" w:type="dxa"/>
+          </w:tcPr>
+          <w:p>
+            <w:r>
+              <w:t>100%</w:t>
+            </w:r>
+          </w:p>
+        </w:tc>
+        <w:tc>
+          <w:tcPr>
+            <w:tcW w:w="2126" w:type="dxa"/>
             <w:vMerge/>
           </w:tcPr>
           <w:p>
@@ -3732,6 +4322,9 @@
             <w:tcW w:w="3402" w:type="dxa"/>
           </w:tcPr>
           <w:p>
+            <w:pPr>
+              <w:spacing w:before="120" w:after="120" w:line="312" w:lineRule="auto"/>
+            </w:pPr>
             <w:r>
               <w:t>Đặng Minh Thịnh</w:t>
             </w:r>
@@ -3739,9 +4332,12 @@
         </w:tc>
         <w:tc>
           <w:tcPr>
-            <w:tcW w:w="4252" w:type="dxa"/>
-          </w:tcPr>
-          <w:p>
+            <w:tcW w:w="3827" w:type="dxa"/>
+          </w:tcPr>
+          <w:p>
+            <w:pPr>
+              <w:spacing w:before="120" w:after="120" w:line="312" w:lineRule="auto"/>
+            </w:pPr>
             <w:r>
               <w:t>Viết nội dung Mục 1.1.1, 1.1.2, 1.1.3 (Khái niệm, nguyên tắc, mục tiêu)</w:t>
             </w:r>
@@ -3749,7 +4345,17 @@
         </w:tc>
         <w:tc>
           <w:tcPr>
-            <w:tcW w:w="4536" w:type="dxa"/>
+            <w:tcW w:w="2977" w:type="dxa"/>
+          </w:tcPr>
+          <w:p>
+            <w:r>
+              <w:t>100%</w:t>
+            </w:r>
+          </w:p>
+        </w:tc>
+        <w:tc>
+          <w:tcPr>
+            <w:tcW w:w="2126" w:type="dxa"/>
             <w:vMerge/>
           </w:tcPr>
           <w:p>
@@ -3795,6 +4401,9 @@
             <w:tcW w:w="3402" w:type="dxa"/>
           </w:tcPr>
           <w:p>
+            <w:pPr>
+              <w:spacing w:before="120" w:after="120" w:line="312" w:lineRule="auto"/>
+            </w:pPr>
             <w:r>
               <w:t>Phạm Quang Trung</w:t>
             </w:r>
@@ -3802,9 +4411,12 @@
         </w:tc>
         <w:tc>
           <w:tcPr>
-            <w:tcW w:w="4252" w:type="dxa"/>
-          </w:tcPr>
-          <w:p>
+            <w:tcW w:w="3827" w:type="dxa"/>
+          </w:tcPr>
+          <w:p>
+            <w:pPr>
+              <w:spacing w:before="120" w:after="120" w:line="312" w:lineRule="auto"/>
+            </w:pPr>
             <w:r>
               <w:t>Tổng hợp các tài liệu tham khảo theo đúng định dạng (Mục IV.1)</w:t>
             </w:r>
@@ -3812,7 +4424,245 @@
         </w:tc>
         <w:tc>
           <w:tcPr>
-            <w:tcW w:w="4536" w:type="dxa"/>
+            <w:tcW w:w="2977" w:type="dxa"/>
+          </w:tcPr>
+          <w:p>
+            <w:r>
+              <w:t>100%</w:t>
+            </w:r>
+          </w:p>
+        </w:tc>
+        <w:tc>
+          <w:tcPr>
+            <w:tcW w:w="2126" w:type="dxa"/>
+            <w:vMerge/>
+          </w:tcPr>
+          <w:p>
+            <w:pPr>
+              <w:widowControl w:val="0"/>
+              <w:pBdr>
+                <w:top w:val="nil"/>
+                <w:left w:val="nil"/>
+                <w:bottom w:val="nil"/>
+                <w:right w:val="nil"/>
+                <w:between w:val="nil"/>
+              </w:pBdr>
+              <w:spacing w:line="276" w:lineRule="auto"/>
+            </w:pPr>
+          </w:p>
+        </w:tc>
+      </w:tr>
+      <w:tr>
+        <w:trPr>
+          <w:trHeight w:val="561"/>
+        </w:trPr>
+        <w:tc>
+          <w:tcPr>
+            <w:tcW w:w="846" w:type="dxa"/>
+            <w:vMerge w:val="restart"/>
+          </w:tcPr>
+          <w:p>
+            <w:pPr>
+              <w:jc w:val="center"/>
+            </w:pPr>
+            <w:r>
+              <w:t>3</w:t>
+            </w:r>
+          </w:p>
+        </w:tc>
+        <w:tc>
+          <w:tcPr>
+            <w:tcW w:w="3402" w:type="dxa"/>
+          </w:tcPr>
+          <w:p>
+            <w:pPr>
+              <w:spacing w:before="120" w:after="120" w:line="312" w:lineRule="auto"/>
+            </w:pPr>
+            <w:r>
+              <w:t>Đỗ Đức Anh</w:t>
+            </w:r>
+          </w:p>
+        </w:tc>
+        <w:tc>
+          <w:tcPr>
+            <w:tcW w:w="3827" w:type="dxa"/>
+            <w:vMerge w:val="restart"/>
+          </w:tcPr>
+          <w:p>
+            <w:pPr>
+              <w:spacing w:before="120" w:after="120" w:line="312" w:lineRule="auto"/>
+            </w:pPr>
+            <w:r>
+              <w:t>Thiết kế và thử nghiệm mô hình mạng an toàn cho công ty cổ phần kỹ thuật và dịch vụ Trung Anh</w:t>
+            </w:r>
+          </w:p>
+        </w:tc>
+        <w:tc>
+          <w:tcPr>
+            <w:tcW w:w="2977" w:type="dxa"/>
+            <w:vMerge w:val="restart"/>
+          </w:tcPr>
+          <w:p>
+            <w:r>
+              <w:t>100%</w:t>
+            </w:r>
+          </w:p>
+        </w:tc>
+        <w:tc>
+          <w:tcPr>
+            <w:tcW w:w="2126" w:type="dxa"/>
+            <w:vMerge w:val="restart"/>
+          </w:tcPr>
+          <w:p/>
+        </w:tc>
+      </w:tr>
+      <w:tr>
+        <w:trPr>
+          <w:trHeight w:val="697"/>
+        </w:trPr>
+        <w:tc>
+          <w:tcPr>
+            <w:tcW w:w="846" w:type="dxa"/>
+            <w:vMerge/>
+          </w:tcPr>
+          <w:p>
+            <w:pPr>
+              <w:widowControl w:val="0"/>
+              <w:pBdr>
+                <w:top w:val="nil"/>
+                <w:left w:val="nil"/>
+                <w:bottom w:val="nil"/>
+                <w:right w:val="nil"/>
+                <w:between w:val="nil"/>
+              </w:pBdr>
+              <w:spacing w:line="276" w:lineRule="auto"/>
+            </w:pPr>
+          </w:p>
+        </w:tc>
+        <w:tc>
+          <w:tcPr>
+            <w:tcW w:w="3402" w:type="dxa"/>
+          </w:tcPr>
+          <w:p>
+            <w:pPr>
+              <w:spacing w:before="120" w:after="120" w:line="312" w:lineRule="auto"/>
+            </w:pPr>
+            <w:r>
+              <w:t>Phan Trường Giang</w:t>
+            </w:r>
+          </w:p>
+        </w:tc>
+        <w:tc>
+          <w:tcPr>
+            <w:tcW w:w="3827" w:type="dxa"/>
+            <w:vMerge/>
+          </w:tcPr>
+          <w:p>
+            <w:pPr>
+              <w:widowControl w:val="0"/>
+              <w:pBdr>
+                <w:top w:val="nil"/>
+                <w:left w:val="nil"/>
+                <w:bottom w:val="nil"/>
+                <w:right w:val="nil"/>
+                <w:between w:val="nil"/>
+              </w:pBdr>
+              <w:spacing w:before="120" w:after="120" w:line="312" w:lineRule="auto"/>
+            </w:pPr>
+          </w:p>
+        </w:tc>
+        <w:tc>
+          <w:tcPr>
+            <w:tcW w:w="2977" w:type="dxa"/>
+            <w:vMerge/>
+          </w:tcPr>
+          <w:p/>
+        </w:tc>
+        <w:tc>
+          <w:tcPr>
+            <w:tcW w:w="2126" w:type="dxa"/>
+            <w:vMerge/>
+          </w:tcPr>
+          <w:p>
+            <w:pPr>
+              <w:widowControl w:val="0"/>
+              <w:pBdr>
+                <w:top w:val="nil"/>
+                <w:left w:val="nil"/>
+                <w:bottom w:val="nil"/>
+                <w:right w:val="nil"/>
+                <w:between w:val="nil"/>
+              </w:pBdr>
+              <w:spacing w:line="276" w:lineRule="auto"/>
+            </w:pPr>
+          </w:p>
+        </w:tc>
+      </w:tr>
+      <w:tr>
+        <w:trPr>
+          <w:trHeight w:val="692"/>
+        </w:trPr>
+        <w:tc>
+          <w:tcPr>
+            <w:tcW w:w="846" w:type="dxa"/>
+            <w:vMerge/>
+          </w:tcPr>
+          <w:p>
+            <w:pPr>
+              <w:widowControl w:val="0"/>
+              <w:pBdr>
+                <w:top w:val="nil"/>
+                <w:left w:val="nil"/>
+                <w:bottom w:val="nil"/>
+                <w:right w:val="nil"/>
+                <w:between w:val="nil"/>
+              </w:pBdr>
+              <w:spacing w:line="276" w:lineRule="auto"/>
+            </w:pPr>
+          </w:p>
+        </w:tc>
+        <w:tc>
+          <w:tcPr>
+            <w:tcW w:w="3402" w:type="dxa"/>
+          </w:tcPr>
+          <w:p>
+            <w:pPr>
+              <w:spacing w:before="120" w:after="120" w:line="312" w:lineRule="auto"/>
+            </w:pPr>
+            <w:r>
+              <w:t>Văn Chí Hùng</w:t>
+            </w:r>
+          </w:p>
+        </w:tc>
+        <w:tc>
+          <w:tcPr>
+            <w:tcW w:w="3827" w:type="dxa"/>
+            <w:vMerge/>
+          </w:tcPr>
+          <w:p>
+            <w:pPr>
+              <w:widowControl w:val="0"/>
+              <w:pBdr>
+                <w:top w:val="nil"/>
+                <w:left w:val="nil"/>
+                <w:bottom w:val="nil"/>
+                <w:right w:val="nil"/>
+                <w:between w:val="nil"/>
+              </w:pBdr>
+              <w:spacing w:before="120" w:after="120" w:line="312" w:lineRule="auto"/>
+            </w:pPr>
+          </w:p>
+        </w:tc>
+        <w:tc>
+          <w:tcPr>
+            <w:tcW w:w="2977" w:type="dxa"/>
+            <w:vMerge/>
+          </w:tcPr>
+          <w:p/>
+        </w:tc>
+        <w:tc>
+          <w:tcPr>
+            <w:tcW w:w="2126" w:type="dxa"/>
             <w:vMerge/>
           </w:tcPr>
           <w:p>
@@ -3837,15 +4687,20 @@
         <w:tc>
           <w:tcPr>
             <w:tcW w:w="846" w:type="dxa"/>
-            <w:vMerge w:val="restart"/>
-          </w:tcPr>
-          <w:p>
-            <w:pPr>
-              <w:jc w:val="center"/>
-            </w:pPr>
-            <w:r>
-              <w:t>3</w:t>
-            </w:r>
+            <w:vMerge/>
+          </w:tcPr>
+          <w:p>
+            <w:pPr>
+              <w:widowControl w:val="0"/>
+              <w:pBdr>
+                <w:top w:val="nil"/>
+                <w:left w:val="nil"/>
+                <w:bottom w:val="nil"/>
+                <w:right w:val="nil"/>
+                <w:between w:val="nil"/>
+              </w:pBdr>
+              <w:spacing w:line="276" w:lineRule="auto"/>
+            </w:pPr>
           </w:p>
         </w:tc>
         <w:tc>
@@ -3853,38 +4708,55 @@
             <w:tcW w:w="3402" w:type="dxa"/>
           </w:tcPr>
           <w:p>
-            <w:r>
-              <w:t>Đỗ Đức Anh</w:t>
-            </w:r>
-          </w:p>
-        </w:tc>
-        <w:tc>
-          <w:tcPr>
-            <w:tcW w:w="4252" w:type="dxa"/>
-            <w:vMerge w:val="restart"/>
-          </w:tcPr>
-          <w:p>
-            <w:r>
-              <w:t>Thiết kế và thử nghiệm mô hình mạng an toàn cho công ty cổ phần kỹ thuật và dịch vụ Trung Anh</w:t>
-            </w:r>
-          </w:p>
-        </w:tc>
-        <w:tc>
-          <w:tcPr>
-            <w:tcW w:w="4536" w:type="dxa"/>
-            <w:vMerge w:val="restart"/>
-          </w:tcPr>
-          <w:p>
-            <w:r>
-              <w:t>- Thảo luận trực tuyến online trên Google meet và trực tiếp trên lớp học đối với công việc thiết kế và thử nghiệm mô hình mạng.</w:t>
-            </w:r>
-          </w:p>
-          <w:p>
-            <w:r>
-              <w:t>- Thu thập thông tin qua giáo trình, tài liệu tham khảo.</w:t>
-            </w:r>
-          </w:p>
-          <w:p/>
+            <w:pPr>
+              <w:spacing w:before="120" w:after="120" w:line="312" w:lineRule="auto"/>
+            </w:pPr>
+            <w:r>
+              <w:t>Đặng Minh Thịnh</w:t>
+            </w:r>
+          </w:p>
+        </w:tc>
+        <w:tc>
+          <w:tcPr>
+            <w:tcW w:w="3827" w:type="dxa"/>
+          </w:tcPr>
+          <w:p>
+            <w:pPr>
+              <w:spacing w:before="120" w:after="120" w:line="312" w:lineRule="auto"/>
+            </w:pPr>
+            <w:r>
+              <w:t>Tìm hiểu nội dung về các mô hình mạng an toàn sử dụng trong doanh nghiệp</w:t>
+            </w:r>
+          </w:p>
+        </w:tc>
+        <w:tc>
+          <w:tcPr>
+            <w:tcW w:w="2977" w:type="dxa"/>
+          </w:tcPr>
+          <w:p>
+            <w:r>
+              <w:t>100%</w:t>
+            </w:r>
+          </w:p>
+        </w:tc>
+        <w:tc>
+          <w:tcPr>
+            <w:tcW w:w="2126" w:type="dxa"/>
+            <w:vMerge/>
+          </w:tcPr>
+          <w:p>
+            <w:pPr>
+              <w:widowControl w:val="0"/>
+              <w:pBdr>
+                <w:top w:val="nil"/>
+                <w:left w:val="nil"/>
+                <w:bottom w:val="nil"/>
+                <w:right w:val="nil"/>
+                <w:between w:val="nil"/>
+              </w:pBdr>
+              <w:spacing w:line="276" w:lineRule="auto"/>
+            </w:pPr>
+          </w:p>
         </w:tc>
       </w:tr>
       <w:tr>
@@ -3915,33 +4787,40 @@
             <w:tcW w:w="3402" w:type="dxa"/>
           </w:tcPr>
           <w:p>
-            <w:r>
-              <w:t>Phan Trường Giang</w:t>
-            </w:r>
-          </w:p>
-        </w:tc>
-        <w:tc>
-          <w:tcPr>
-            <w:tcW w:w="4252" w:type="dxa"/>
-            <w:vMerge/>
-          </w:tcPr>
-          <w:p>
-            <w:pPr>
-              <w:widowControl w:val="0"/>
-              <w:pBdr>
-                <w:top w:val="nil"/>
-                <w:left w:val="nil"/>
-                <w:bottom w:val="nil"/>
-                <w:right w:val="nil"/>
-                <w:between w:val="nil"/>
-              </w:pBdr>
-              <w:spacing w:line="276" w:lineRule="auto"/>
-            </w:pPr>
-          </w:p>
-        </w:tc>
-        <w:tc>
-          <w:tcPr>
-            <w:tcW w:w="4536" w:type="dxa"/>
+            <w:pPr>
+              <w:spacing w:before="120" w:after="120" w:line="312" w:lineRule="auto"/>
+            </w:pPr>
+            <w:r>
+              <w:t>Phạm Quang Trung</w:t>
+            </w:r>
+          </w:p>
+        </w:tc>
+        <w:tc>
+          <w:tcPr>
+            <w:tcW w:w="3827" w:type="dxa"/>
+          </w:tcPr>
+          <w:p>
+            <w:pPr>
+              <w:spacing w:before="120" w:after="120" w:line="312" w:lineRule="auto"/>
+            </w:pPr>
+            <w:r>
+              <w:t>Nghiên cứu, tìm hiểu về mô hình mạng an toàn (Mục 2.1)</w:t>
+            </w:r>
+          </w:p>
+        </w:tc>
+        <w:tc>
+          <w:tcPr>
+            <w:tcW w:w="2977" w:type="dxa"/>
+          </w:tcPr>
+          <w:p>
+            <w:r>
+              <w:t>100%</w:t>
+            </w:r>
+          </w:p>
+        </w:tc>
+        <w:tc>
+          <w:tcPr>
+            <w:tcW w:w="2126" w:type="dxa"/>
             <w:vMerge/>
           </w:tcPr>
           <w:p>
@@ -3961,25 +4840,20 @@
       </w:tr>
       <w:tr>
         <w:trPr>
-          <w:trHeight w:val="57"/>
+          <w:trHeight w:val="738"/>
         </w:trPr>
         <w:tc>
           <w:tcPr>
             <w:tcW w:w="846" w:type="dxa"/>
-            <w:vMerge/>
-          </w:tcPr>
-          <w:p>
-            <w:pPr>
-              <w:widowControl w:val="0"/>
-              <w:pBdr>
-                <w:top w:val="nil"/>
-                <w:left w:val="nil"/>
-                <w:bottom w:val="nil"/>
-                <w:right w:val="nil"/>
-                <w:between w:val="nil"/>
-              </w:pBdr>
-              <w:spacing w:line="276" w:lineRule="auto"/>
-            </w:pPr>
+            <w:vMerge w:val="restart"/>
+          </w:tcPr>
+          <w:p>
+            <w:pPr>
+              <w:jc w:val="center"/>
+            </w:pPr>
+            <w:r>
+              <w:t>4</w:t>
+            </w:r>
           </w:p>
         </w:tc>
         <w:tc>
@@ -3987,53 +4861,48 @@
             <w:tcW w:w="3402" w:type="dxa"/>
           </w:tcPr>
           <w:p>
-            <w:r>
-              <w:t>Văn Chí Hùng</w:t>
-            </w:r>
-          </w:p>
-        </w:tc>
-        <w:tc>
-          <w:tcPr>
-            <w:tcW w:w="4252" w:type="dxa"/>
-            <w:vMerge/>
-          </w:tcPr>
-          <w:p>
-            <w:pPr>
-              <w:widowControl w:val="0"/>
-              <w:pBdr>
-                <w:top w:val="nil"/>
-                <w:left w:val="nil"/>
-                <w:bottom w:val="nil"/>
-                <w:right w:val="nil"/>
-                <w:between w:val="nil"/>
-              </w:pBdr>
-              <w:spacing w:line="276" w:lineRule="auto"/>
-            </w:pPr>
-          </w:p>
-        </w:tc>
-        <w:tc>
-          <w:tcPr>
-            <w:tcW w:w="4536" w:type="dxa"/>
-            <w:vMerge/>
-          </w:tcPr>
-          <w:p>
-            <w:pPr>
-              <w:widowControl w:val="0"/>
-              <w:pBdr>
-                <w:top w:val="nil"/>
-                <w:left w:val="nil"/>
-                <w:bottom w:val="nil"/>
-                <w:right w:val="nil"/>
-                <w:between w:val="nil"/>
-              </w:pBdr>
-              <w:spacing w:line="276" w:lineRule="auto"/>
-            </w:pPr>
-          </w:p>
+            <w:pPr>
+              <w:spacing w:before="120" w:after="120" w:line="312" w:lineRule="auto"/>
+            </w:pPr>
+            <w:r>
+              <w:t>Đỗ Đức Anh</w:t>
+            </w:r>
+          </w:p>
+        </w:tc>
+        <w:tc>
+          <w:tcPr>
+            <w:tcW w:w="3827" w:type="dxa"/>
+          </w:tcPr>
+          <w:p>
+            <w:pPr>
+              <w:spacing w:before="120" w:after="120" w:line="312" w:lineRule="auto"/>
+            </w:pPr>
+            <w:r>
+              <w:t>Kịch bản 5: Kết nối Internet (NAT)</w:t>
+            </w:r>
+          </w:p>
+        </w:tc>
+        <w:tc>
+          <w:tcPr>
+            <w:tcW w:w="2977" w:type="dxa"/>
+          </w:tcPr>
+          <w:p>
+            <w:r>
+              <w:t>100%</w:t>
+            </w:r>
+          </w:p>
+        </w:tc>
+        <w:tc>
+          <w:tcPr>
+            <w:tcW w:w="2126" w:type="dxa"/>
+            <w:vMerge w:val="restart"/>
+          </w:tcPr>
+          <w:p/>
         </w:tc>
       </w:tr>
       <w:tr>
         <w:trPr>
-          <w:trHeight w:val="57"/>
+          <w:trHeight w:val="682"/>
         </w:trPr>
         <w:tc>
           <w:tcPr>
@@ -4059,24 +4928,51 @@
             <w:tcW w:w="3402" w:type="dxa"/>
           </w:tcPr>
           <w:p>
-            <w:r>
-              <w:t>Đặng Minh Thịnh</w:t>
-            </w:r>
-          </w:p>
-        </w:tc>
-        <w:tc>
-          <w:tcPr>
-            <w:tcW w:w="4252" w:type="dxa"/>
-          </w:tcPr>
-          <w:p>
-            <w:r>
-              <w:t>Tìm hiểu nội dung về các mô hình mạng an toàn sử dụng trong doanh nghiệp</w:t>
-            </w:r>
-          </w:p>
-        </w:tc>
-        <w:tc>
-          <w:tcPr>
-            <w:tcW w:w="4536" w:type="dxa"/>
+            <w:pPr>
+              <w:spacing w:before="120" w:after="120" w:line="312" w:lineRule="auto"/>
+            </w:pPr>
+            <w:r>
+              <w:t>Phan Trường Giang</w:t>
+            </w:r>
+          </w:p>
+        </w:tc>
+        <w:tc>
+          <w:tcPr>
+            <w:tcW w:w="3827" w:type="dxa"/>
+          </w:tcPr>
+          <w:p>
+            <w:pPr>
+              <w:widowControl w:val="0"/>
+              <w:pBdr>
+                <w:top w:val="nil"/>
+                <w:left w:val="nil"/>
+                <w:bottom w:val="nil"/>
+                <w:right w:val="nil"/>
+                <w:between w:val="nil"/>
+              </w:pBdr>
+              <w:spacing w:before="120" w:after="120" w:line="312" w:lineRule="auto"/>
+            </w:pPr>
+            <w:r>
+              <w:t xml:space="preserve">Kịch bản 1: </w:t>
+            </w:r>
+            <w:r>
+              <w:t>Xây dựng hạ tầng mạng nền tảng (VLAN, Định tuyến &amp; DHCP)</w:t>
+            </w:r>
+          </w:p>
+        </w:tc>
+        <w:tc>
+          <w:tcPr>
+            <w:tcW w:w="2977" w:type="dxa"/>
+          </w:tcPr>
+          <w:p>
+            <w:r>
+              <w:t>100%</w:t>
+            </w:r>
+          </w:p>
+        </w:tc>
+        <w:tc>
+          <w:tcPr>
+            <w:tcW w:w="2126" w:type="dxa"/>
             <w:vMerge/>
           </w:tcPr>
           <w:p>
@@ -4096,7 +4992,7 @@
       </w:tr>
       <w:tr>
         <w:trPr>
-          <w:trHeight w:val="57"/>
+          <w:trHeight w:val="703"/>
         </w:trPr>
         <w:tc>
           <w:tcPr>
@@ -4122,24 +5018,51 @@
             <w:tcW w:w="3402" w:type="dxa"/>
           </w:tcPr>
           <w:p>
-            <w:r>
-              <w:t>Phạm Quang Trung</w:t>
-            </w:r>
-          </w:p>
-        </w:tc>
-        <w:tc>
-          <w:tcPr>
-            <w:tcW w:w="4252" w:type="dxa"/>
-          </w:tcPr>
-          <w:p>
-            <w:r>
-              <w:t>Nghiên cứu, tìm hiểu về mô hình mạng an toàn (Mục 2.1)</w:t>
-            </w:r>
-          </w:p>
-        </w:tc>
-        <w:tc>
-          <w:tcPr>
-            <w:tcW w:w="4536" w:type="dxa"/>
+            <w:pPr>
+              <w:spacing w:before="120" w:after="120" w:line="312" w:lineRule="auto"/>
+            </w:pPr>
+            <w:r>
+              <w:t>Văn Chí Hùng</w:t>
+            </w:r>
+          </w:p>
+        </w:tc>
+        <w:tc>
+          <w:tcPr>
+            <w:tcW w:w="3827" w:type="dxa"/>
+          </w:tcPr>
+          <w:p>
+            <w:pPr>
+              <w:widowControl w:val="0"/>
+              <w:pBdr>
+                <w:top w:val="nil"/>
+                <w:left w:val="nil"/>
+                <w:bottom w:val="nil"/>
+                <w:right w:val="nil"/>
+                <w:between w:val="nil"/>
+              </w:pBdr>
+              <w:spacing w:before="120" w:after="120" w:line="312" w:lineRule="auto"/>
+            </w:pPr>
+            <w:r>
+              <w:t xml:space="preserve">Kịch bản 3: </w:t>
+            </w:r>
+            <w:r>
+              <w:t>Thiết lập Firewall bảo vệ vùng DMZ</w:t>
+            </w:r>
+          </w:p>
+        </w:tc>
+        <w:tc>
+          <w:tcPr>
+            <w:tcW w:w="2977" w:type="dxa"/>
+          </w:tcPr>
+          <w:p>
+            <w:r>
+              <w:t>100%</w:t>
+            </w:r>
+          </w:p>
+        </w:tc>
+        <w:tc>
+          <w:tcPr>
+            <w:tcW w:w="2126" w:type="dxa"/>
             <w:vMerge/>
           </w:tcPr>
           <w:p>
@@ -4159,20 +5082,25 @@
       </w:tr>
       <w:tr>
         <w:trPr>
-          <w:trHeight w:val="57"/>
+          <w:trHeight w:val="1069"/>
         </w:trPr>
         <w:tc>
           <w:tcPr>
             <w:tcW w:w="846" w:type="dxa"/>
-            <w:vMerge w:val="restart"/>
-          </w:tcPr>
-          <w:p>
-            <w:pPr>
-              <w:jc w:val="center"/>
-            </w:pPr>
-            <w:r>
-              <w:t>4</w:t>
-            </w:r>
+            <w:vMerge/>
+          </w:tcPr>
+          <w:p>
+            <w:pPr>
+              <w:widowControl w:val="0"/>
+              <w:pBdr>
+                <w:top w:val="nil"/>
+                <w:left w:val="nil"/>
+                <w:bottom w:val="nil"/>
+                <w:right w:val="nil"/>
+                <w:between w:val="nil"/>
+              </w:pBdr>
+              <w:spacing w:line="276" w:lineRule="auto"/>
+            </w:pPr>
           </w:p>
         </w:tc>
         <w:tc>
@@ -4180,42 +5108,66 @@
             <w:tcW w:w="3402" w:type="dxa"/>
           </w:tcPr>
           <w:p>
-            <w:r>
-              <w:t>Đỗ Đức Anh</w:t>
-            </w:r>
-          </w:p>
-        </w:tc>
-        <w:tc>
-          <w:tcPr>
-            <w:tcW w:w="4252" w:type="dxa"/>
-            <w:vMerge w:val="restart"/>
-          </w:tcPr>
-          <w:p>
-            <w:r>
-              <w:t>Tiến hành thực nghiệm mô hình mạng an toàn cho công ty cổ phần kỹ thuật và dịch vụ Trung Anh</w:t>
-            </w:r>
-          </w:p>
-        </w:tc>
-        <w:tc>
-          <w:tcPr>
-            <w:tcW w:w="4536" w:type="dxa"/>
-            <w:vMerge w:val="restart"/>
-          </w:tcPr>
-          <w:p>
-            <w:r>
-              <w:t>- Phương pháp phân tích và tổng hợp lý thuyết.</w:t>
-            </w:r>
-          </w:p>
-          <w:p>
-            <w:r>
-              <w:t>- Viết báo cáo và chia sẻ để các thành viên cùng theo dõi.</w:t>
-            </w:r>
+            <w:pPr>
+              <w:spacing w:before="120" w:after="120" w:line="312" w:lineRule="auto"/>
+            </w:pPr>
+            <w:r>
+              <w:t>Đặng Minh Thịnh</w:t>
+            </w:r>
+          </w:p>
+        </w:tc>
+        <w:tc>
+          <w:tcPr>
+            <w:tcW w:w="3827" w:type="dxa"/>
+          </w:tcPr>
+          <w:p>
+            <w:pPr>
+              <w:spacing w:before="120" w:after="120" w:line="312" w:lineRule="auto"/>
+            </w:pPr>
+            <w:r>
+              <w:t>Kịch bản 2:</w:t>
+            </w:r>
+            <w:r>
+              <w:t xml:space="preserve"> </w:t>
+            </w:r>
+            <w:r>
+              <w:t>Đảm bảo tính sẵn sàng cao và bảo mật lớp chuyển mạch</w:t>
+            </w:r>
+          </w:p>
+        </w:tc>
+        <w:tc>
+          <w:tcPr>
+            <w:tcW w:w="2977" w:type="dxa"/>
+          </w:tcPr>
+          <w:p>
+            <w:r>
+              <w:t>100%</w:t>
+            </w:r>
+          </w:p>
+        </w:tc>
+        <w:tc>
+          <w:tcPr>
+            <w:tcW w:w="2126" w:type="dxa"/>
+            <w:vMerge/>
+          </w:tcPr>
+          <w:p>
+            <w:pPr>
+              <w:widowControl w:val="0"/>
+              <w:pBdr>
+                <w:top w:val="nil"/>
+                <w:left w:val="nil"/>
+                <w:bottom w:val="nil"/>
+                <w:right w:val="nil"/>
+                <w:between w:val="nil"/>
+              </w:pBdr>
+              <w:spacing w:line="276" w:lineRule="auto"/>
+            </w:pPr>
           </w:p>
         </w:tc>
       </w:tr>
       <w:tr>
         <w:trPr>
-          <w:trHeight w:val="293"/>
+          <w:trHeight w:val="542"/>
         </w:trPr>
         <w:tc>
           <w:tcPr>
@@ -4241,33 +5193,46 @@
             <w:tcW w:w="3402" w:type="dxa"/>
           </w:tcPr>
           <w:p>
-            <w:r>
-              <w:t>Phan Trường Giang</w:t>
-            </w:r>
-          </w:p>
-        </w:tc>
-        <w:tc>
-          <w:tcPr>
-            <w:tcW w:w="4252" w:type="dxa"/>
-            <w:vMerge/>
-          </w:tcPr>
-          <w:p>
-            <w:pPr>
-              <w:widowControl w:val="0"/>
-              <w:pBdr>
-                <w:top w:val="nil"/>
-                <w:left w:val="nil"/>
-                <w:bottom w:val="nil"/>
-                <w:right w:val="nil"/>
-                <w:between w:val="nil"/>
-              </w:pBdr>
-              <w:spacing w:line="276" w:lineRule="auto"/>
-            </w:pPr>
-          </w:p>
-        </w:tc>
-        <w:tc>
-          <w:tcPr>
-            <w:tcW w:w="4536" w:type="dxa"/>
+            <w:pPr>
+              <w:spacing w:before="120" w:after="120" w:line="312" w:lineRule="auto"/>
+            </w:pPr>
+            <w:r>
+              <w:t>Phạm Quang Trung</w:t>
+            </w:r>
+          </w:p>
+        </w:tc>
+        <w:tc>
+          <w:tcPr>
+            <w:tcW w:w="3827" w:type="dxa"/>
+          </w:tcPr>
+          <w:p>
+            <w:pPr>
+              <w:spacing w:before="120" w:after="120" w:line="312" w:lineRule="auto"/>
+            </w:pPr>
+            <w:r>
+              <w:t>Kịch bản 4:</w:t>
+            </w:r>
+            <w:r>
+              <w:t xml:space="preserve"> </w:t>
+            </w:r>
+            <w:r>
+              <w:t>Kiểm soát truy cập nội bộ (ACL) và phân quyền phòng ban</w:t>
+            </w:r>
+          </w:p>
+        </w:tc>
+        <w:tc>
+          <w:tcPr>
+            <w:tcW w:w="2977" w:type="dxa"/>
+          </w:tcPr>
+          <w:p>
+            <w:r>
+              <w:t>100%</w:t>
+            </w:r>
+          </w:p>
+        </w:tc>
+        <w:tc>
+          <w:tcPr>
+            <w:tcW w:w="2126" w:type="dxa"/>
             <w:vMerge/>
           </w:tcPr>
           <w:p>
@@ -4287,25 +5252,20 @@
       </w:tr>
       <w:tr>
         <w:trPr>
-          <w:trHeight w:val="293"/>
+          <w:trHeight w:val="579"/>
         </w:trPr>
         <w:tc>
           <w:tcPr>
             <w:tcW w:w="846" w:type="dxa"/>
-            <w:vMerge/>
-          </w:tcPr>
-          <w:p>
-            <w:pPr>
-              <w:widowControl w:val="0"/>
-              <w:pBdr>
-                <w:top w:val="nil"/>
-                <w:left w:val="nil"/>
-                <w:bottom w:val="nil"/>
-                <w:right w:val="nil"/>
-                <w:between w:val="nil"/>
-              </w:pBdr>
-              <w:spacing w:line="276" w:lineRule="auto"/>
-            </w:pPr>
+            <w:vMerge w:val="restart"/>
+          </w:tcPr>
+          <w:p>
+            <w:pPr>
+              <w:jc w:val="center"/>
+            </w:pPr>
+            <w:r>
+              <w:t>5</w:t>
+            </w:r>
           </w:p>
         </w:tc>
         <w:tc>
@@ -4313,53 +5273,49 @@
             <w:tcW w:w="3402" w:type="dxa"/>
           </w:tcPr>
           <w:p>
-            <w:r>
-              <w:t>Văn Chí Hùng</w:t>
-            </w:r>
-          </w:p>
-        </w:tc>
-        <w:tc>
-          <w:tcPr>
-            <w:tcW w:w="4252" w:type="dxa"/>
-            <w:vMerge/>
-          </w:tcPr>
-          <w:p>
-            <w:pPr>
-              <w:widowControl w:val="0"/>
-              <w:pBdr>
-                <w:top w:val="nil"/>
-                <w:left w:val="nil"/>
-                <w:bottom w:val="nil"/>
-                <w:right w:val="nil"/>
-                <w:between w:val="nil"/>
-              </w:pBdr>
-              <w:spacing w:line="276" w:lineRule="auto"/>
-            </w:pPr>
-          </w:p>
-        </w:tc>
-        <w:tc>
-          <w:tcPr>
-            <w:tcW w:w="4536" w:type="dxa"/>
-            <w:vMerge/>
-          </w:tcPr>
-          <w:p>
-            <w:pPr>
-              <w:widowControl w:val="0"/>
-              <w:pBdr>
-                <w:top w:val="nil"/>
-                <w:left w:val="nil"/>
-                <w:bottom w:val="nil"/>
-                <w:right w:val="nil"/>
-                <w:between w:val="nil"/>
-              </w:pBdr>
-              <w:spacing w:line="276" w:lineRule="auto"/>
-            </w:pPr>
-          </w:p>
+            <w:pPr>
+              <w:spacing w:before="120" w:after="120" w:line="312" w:lineRule="auto"/>
+            </w:pPr>
+            <w:r>
+              <w:t>Đỗ Đức Anh</w:t>
+            </w:r>
+          </w:p>
+        </w:tc>
+        <w:tc>
+          <w:tcPr>
+            <w:tcW w:w="3827" w:type="dxa"/>
+            <w:vMerge w:val="restart"/>
+          </w:tcPr>
+          <w:p>
+            <w:pPr>
+              <w:spacing w:before="120" w:after="120" w:line="312" w:lineRule="auto"/>
+            </w:pPr>
+            <w:r>
+              <w:t>Tổng hợp kiến thức đã học trong quá trình thực hiện đề tài</w:t>
+            </w:r>
+          </w:p>
+        </w:tc>
+        <w:tc>
+          <w:tcPr>
+            <w:tcW w:w="2977" w:type="dxa"/>
+          </w:tcPr>
+          <w:p>
+            <w:r>
+              <w:t>100%</w:t>
+            </w:r>
+          </w:p>
+        </w:tc>
+        <w:tc>
+          <w:tcPr>
+            <w:tcW w:w="2126" w:type="dxa"/>
+            <w:vMerge w:val="restart"/>
+          </w:tcPr>
+          <w:p/>
         </w:tc>
       </w:tr>
       <w:tr>
         <w:trPr>
-          <w:trHeight w:val="57"/>
+          <w:trHeight w:val="559"/>
         </w:trPr>
         <w:tc>
           <w:tcPr>
@@ -4385,24 +5341,46 @@
             <w:tcW w:w="3402" w:type="dxa"/>
           </w:tcPr>
           <w:p>
-            <w:r>
-              <w:t>Đặng Minh Thịnh</w:t>
-            </w:r>
-          </w:p>
-        </w:tc>
-        <w:tc>
-          <w:tcPr>
-            <w:tcW w:w="4252" w:type="dxa"/>
-          </w:tcPr>
-          <w:p>
-            <w:r>
-              <w:t>Viết nội dung về các mô hình mạng an toàn sử dụng trong doanh nghiệp</w:t>
-            </w:r>
-          </w:p>
-        </w:tc>
-        <w:tc>
-          <w:tcPr>
-            <w:tcW w:w="4536" w:type="dxa"/>
+            <w:pPr>
+              <w:spacing w:before="120" w:after="120" w:line="312" w:lineRule="auto"/>
+            </w:pPr>
+            <w:r>
+              <w:t>Phan Trường Giang</w:t>
+            </w:r>
+          </w:p>
+        </w:tc>
+        <w:tc>
+          <w:tcPr>
+            <w:tcW w:w="3827" w:type="dxa"/>
+            <w:vMerge/>
+          </w:tcPr>
+          <w:p>
+            <w:pPr>
+              <w:widowControl w:val="0"/>
+              <w:pBdr>
+                <w:top w:val="nil"/>
+                <w:left w:val="nil"/>
+                <w:bottom w:val="nil"/>
+                <w:right w:val="nil"/>
+                <w:between w:val="nil"/>
+              </w:pBdr>
+              <w:spacing w:before="120" w:after="120" w:line="312" w:lineRule="auto"/>
+            </w:pPr>
+          </w:p>
+        </w:tc>
+        <w:tc>
+          <w:tcPr>
+            <w:tcW w:w="2977" w:type="dxa"/>
+          </w:tcPr>
+          <w:p>
+            <w:r>
+              <w:t>100%</w:t>
+            </w:r>
+          </w:p>
+        </w:tc>
+        <w:tc>
+          <w:tcPr>
+            <w:tcW w:w="2126" w:type="dxa"/>
             <w:vMerge/>
           </w:tcPr>
           <w:p>
@@ -4422,7 +5400,7 @@
       </w:tr>
       <w:tr>
         <w:trPr>
-          <w:trHeight w:val="57"/>
+          <w:trHeight w:val="553"/>
         </w:trPr>
         <w:tc>
           <w:tcPr>
@@ -4448,24 +5426,40 @@
             <w:tcW w:w="3402" w:type="dxa"/>
           </w:tcPr>
           <w:p>
-            <w:r>
-              <w:t>Phạm Quang Trung</w:t>
-            </w:r>
-          </w:p>
-        </w:tc>
-        <w:tc>
-          <w:tcPr>
-            <w:tcW w:w="4252" w:type="dxa"/>
-          </w:tcPr>
-          <w:p>
-            <w:r>
-              <w:t>Viết nội dung về mô hình mạng an toàn (Mục 2.1)</w:t>
-            </w:r>
-          </w:p>
-        </w:tc>
-        <w:tc>
-          <w:tcPr>
-            <w:tcW w:w="4536" w:type="dxa"/>
+            <w:pPr>
+              <w:spacing w:before="120" w:after="120" w:line="312" w:lineRule="auto"/>
+            </w:pPr>
+            <w:r>
+              <w:t>Văn Chí Hùng</w:t>
+            </w:r>
+          </w:p>
+        </w:tc>
+        <w:tc>
+          <w:tcPr>
+            <w:tcW w:w="3827" w:type="dxa"/>
+          </w:tcPr>
+          <w:p>
+            <w:pPr>
+              <w:spacing w:before="120" w:after="120" w:line="312" w:lineRule="auto"/>
+            </w:pPr>
+            <w:r>
+              <w:t>Bài học kinh nghiệm</w:t>
+            </w:r>
+          </w:p>
+        </w:tc>
+        <w:tc>
+          <w:tcPr>
+            <w:tcW w:w="2977" w:type="dxa"/>
+          </w:tcPr>
+          <w:p>
+            <w:r>
+              <w:t>100%</w:t>
+            </w:r>
+          </w:p>
+        </w:tc>
+        <w:tc>
+          <w:tcPr>
+            <w:tcW w:w="2126" w:type="dxa"/>
             <w:vMerge/>
           </w:tcPr>
           <w:p>
@@ -4485,20 +5479,25 @@
       </w:tr>
       <w:tr>
         <w:trPr>
-          <w:trHeight w:val="59"/>
+          <w:trHeight w:val="559"/>
         </w:trPr>
         <w:tc>
           <w:tcPr>
             <w:tcW w:w="846" w:type="dxa"/>
-            <w:vMerge w:val="restart"/>
-          </w:tcPr>
-          <w:p>
-            <w:pPr>
-              <w:jc w:val="center"/>
-            </w:pPr>
-            <w:r>
-              <w:t>5</w:t>
-            </w:r>
+            <w:vMerge/>
+          </w:tcPr>
+          <w:p>
+            <w:pPr>
+              <w:widowControl w:val="0"/>
+              <w:pBdr>
+                <w:top w:val="nil"/>
+                <w:left w:val="nil"/>
+                <w:bottom w:val="nil"/>
+                <w:right w:val="nil"/>
+                <w:between w:val="nil"/>
+              </w:pBdr>
+              <w:spacing w:line="276" w:lineRule="auto"/>
+            </w:pPr>
           </w:p>
         </w:tc>
         <w:tc>
@@ -4506,42 +5505,60 @@
             <w:tcW w:w="3402" w:type="dxa"/>
           </w:tcPr>
           <w:p>
-            <w:r>
-              <w:t>Đỗ Đức Anh</w:t>
-            </w:r>
-          </w:p>
-        </w:tc>
-        <w:tc>
-          <w:tcPr>
-            <w:tcW w:w="4252" w:type="dxa"/>
-            <w:vMerge w:val="restart"/>
-          </w:tcPr>
-          <w:p>
-            <w:r>
-              <w:t>Tổng hợp kiến thức đã học trong quá trình thực hiện đề tài</w:t>
-            </w:r>
-          </w:p>
-        </w:tc>
-        <w:tc>
-          <w:tcPr>
-            <w:tcW w:w="4536" w:type="dxa"/>
-            <w:vMerge w:val="restart"/>
-          </w:tcPr>
-          <w:p>
-            <w:r>
-              <w:t>- Tổng hợp báo cáo trên google docs.</w:t>
-            </w:r>
-          </w:p>
-          <w:p>
-            <w:r>
-              <w:t>- Thảo luận trực tuyến trên google meet để hoàn thành báo cáo.</w:t>
-            </w:r>
+            <w:pPr>
+              <w:spacing w:before="120" w:after="120" w:line="312" w:lineRule="auto"/>
+            </w:pPr>
+            <w:r>
+              <w:t>Đặng Minh Thịnh</w:t>
+            </w:r>
+          </w:p>
+        </w:tc>
+        <w:tc>
+          <w:tcPr>
+            <w:tcW w:w="3827" w:type="dxa"/>
+          </w:tcPr>
+          <w:p>
+            <w:pPr>
+              <w:spacing w:before="120" w:after="120" w:line="312" w:lineRule="auto"/>
+            </w:pPr>
+            <w:r>
+              <w:t xml:space="preserve">Đề xuất về tính khả thi của đề tài </w:t>
+            </w:r>
+          </w:p>
+        </w:tc>
+        <w:tc>
+          <w:tcPr>
+            <w:tcW w:w="2977" w:type="dxa"/>
+          </w:tcPr>
+          <w:p>
+            <w:r>
+              <w:t>100%</w:t>
+            </w:r>
+          </w:p>
+        </w:tc>
+        <w:tc>
+          <w:tcPr>
+            <w:tcW w:w="2126" w:type="dxa"/>
+            <w:vMerge/>
+          </w:tcPr>
+          <w:p>
+            <w:pPr>
+              <w:widowControl w:val="0"/>
+              <w:pBdr>
+                <w:top w:val="nil"/>
+                <w:left w:val="nil"/>
+                <w:bottom w:val="nil"/>
+                <w:right w:val="nil"/>
+                <w:between w:val="nil"/>
+              </w:pBdr>
+              <w:spacing w:line="276" w:lineRule="auto"/>
+            </w:pPr>
           </w:p>
         </w:tc>
       </w:tr>
       <w:tr>
         <w:trPr>
-          <w:trHeight w:val="59"/>
+          <w:trHeight w:val="568"/>
         </w:trPr>
         <w:tc>
           <w:tcPr>
@@ -4567,204 +5584,9 @@
             <w:tcW w:w="3402" w:type="dxa"/>
           </w:tcPr>
           <w:p>
-            <w:r>
-              <w:t>Phan Trường Giang</w:t>
-            </w:r>
-          </w:p>
-        </w:tc>
-        <w:tc>
-          <w:tcPr>
-            <w:tcW w:w="4252" w:type="dxa"/>
-            <w:vMerge/>
-          </w:tcPr>
-          <w:p>
-            <w:pPr>
-              <w:widowControl w:val="0"/>
-              <w:pBdr>
-                <w:top w:val="nil"/>
-                <w:left w:val="nil"/>
-                <w:bottom w:val="nil"/>
-                <w:right w:val="nil"/>
-                <w:between w:val="nil"/>
-              </w:pBdr>
-              <w:spacing w:line="276" w:lineRule="auto"/>
-            </w:pPr>
-          </w:p>
-        </w:tc>
-        <w:tc>
-          <w:tcPr>
-            <w:tcW w:w="4536" w:type="dxa"/>
-            <w:vMerge/>
-          </w:tcPr>
-          <w:p>
-            <w:pPr>
-              <w:widowControl w:val="0"/>
-              <w:pBdr>
-                <w:top w:val="nil"/>
-                <w:left w:val="nil"/>
-                <w:bottom w:val="nil"/>
-                <w:right w:val="nil"/>
-                <w:between w:val="nil"/>
-              </w:pBdr>
-              <w:spacing w:line="276" w:lineRule="auto"/>
-            </w:pPr>
-          </w:p>
-        </w:tc>
-      </w:tr>
-      <w:tr>
-        <w:trPr>
-          <w:trHeight w:val="59"/>
-        </w:trPr>
-        <w:tc>
-          <w:tcPr>
-            <w:tcW w:w="846" w:type="dxa"/>
-            <w:vMerge/>
-          </w:tcPr>
-          <w:p>
-            <w:pPr>
-              <w:widowControl w:val="0"/>
-              <w:pBdr>
-                <w:top w:val="nil"/>
-                <w:left w:val="nil"/>
-                <w:bottom w:val="nil"/>
-                <w:right w:val="nil"/>
-                <w:between w:val="nil"/>
-              </w:pBdr>
-              <w:spacing w:line="276" w:lineRule="auto"/>
-            </w:pPr>
-          </w:p>
-        </w:tc>
-        <w:tc>
-          <w:tcPr>
-            <w:tcW w:w="3402" w:type="dxa"/>
-          </w:tcPr>
-          <w:p>
-            <w:r>
-              <w:t>Văn Chí Hùng</w:t>
-            </w:r>
-          </w:p>
-        </w:tc>
-        <w:tc>
-          <w:tcPr>
-            <w:tcW w:w="4252" w:type="dxa"/>
-          </w:tcPr>
-          <w:p>
-            <w:r>
-              <w:t>Bài học kinh nghiệm</w:t>
-            </w:r>
-          </w:p>
-        </w:tc>
-        <w:tc>
-          <w:tcPr>
-            <w:tcW w:w="4536" w:type="dxa"/>
-            <w:vMerge/>
-          </w:tcPr>
-          <w:p>
-            <w:pPr>
-              <w:widowControl w:val="0"/>
-              <w:pBdr>
-                <w:top w:val="nil"/>
-                <w:left w:val="nil"/>
-                <w:bottom w:val="nil"/>
-                <w:right w:val="nil"/>
-                <w:between w:val="nil"/>
-              </w:pBdr>
-              <w:spacing w:line="276" w:lineRule="auto"/>
-            </w:pPr>
-          </w:p>
-        </w:tc>
-      </w:tr>
-      <w:tr>
-        <w:trPr>
-          <w:trHeight w:val="59"/>
-        </w:trPr>
-        <w:tc>
-          <w:tcPr>
-            <w:tcW w:w="846" w:type="dxa"/>
-            <w:vMerge/>
-          </w:tcPr>
-          <w:p>
-            <w:pPr>
-              <w:widowControl w:val="0"/>
-              <w:pBdr>
-                <w:top w:val="nil"/>
-                <w:left w:val="nil"/>
-                <w:bottom w:val="nil"/>
-                <w:right w:val="nil"/>
-                <w:between w:val="nil"/>
-              </w:pBdr>
-              <w:spacing w:line="276" w:lineRule="auto"/>
-            </w:pPr>
-          </w:p>
-        </w:tc>
-        <w:tc>
-          <w:tcPr>
-            <w:tcW w:w="3402" w:type="dxa"/>
-          </w:tcPr>
-          <w:p>
-            <w:r>
-              <w:t>Đặng Minh Thịnh</w:t>
-            </w:r>
-          </w:p>
-        </w:tc>
-        <w:tc>
-          <w:tcPr>
-            <w:tcW w:w="4252" w:type="dxa"/>
-          </w:tcPr>
-          <w:p>
-            <w:r>
-              <w:t xml:space="preserve">Đề xuất về tính khả thi của đề tài </w:t>
-            </w:r>
-          </w:p>
-        </w:tc>
-        <w:tc>
-          <w:tcPr>
-            <w:tcW w:w="4536" w:type="dxa"/>
-            <w:vMerge/>
-          </w:tcPr>
-          <w:p>
-            <w:pPr>
-              <w:widowControl w:val="0"/>
-              <w:pBdr>
-                <w:top w:val="nil"/>
-                <w:left w:val="nil"/>
-                <w:bottom w:val="nil"/>
-                <w:right w:val="nil"/>
-                <w:between w:val="nil"/>
-              </w:pBdr>
-              <w:spacing w:line="276" w:lineRule="auto"/>
-            </w:pPr>
-          </w:p>
-        </w:tc>
-      </w:tr>
-      <w:tr>
-        <w:trPr>
-          <w:trHeight w:val="59"/>
-        </w:trPr>
-        <w:tc>
-          <w:tcPr>
-            <w:tcW w:w="846" w:type="dxa"/>
-            <w:vMerge/>
-          </w:tcPr>
-          <w:p>
-            <w:pPr>
-              <w:widowControl w:val="0"/>
-              <w:pBdr>
-                <w:top w:val="nil"/>
-                <w:left w:val="nil"/>
-                <w:bottom w:val="nil"/>
-                <w:right w:val="nil"/>
-                <w:between w:val="nil"/>
-              </w:pBdr>
-              <w:spacing w:line="276" w:lineRule="auto"/>
-            </w:pPr>
-          </w:p>
-        </w:tc>
-        <w:tc>
-          <w:tcPr>
-            <w:tcW w:w="3402" w:type="dxa"/>
-          </w:tcPr>
-          <w:p>
+            <w:pPr>
+              <w:spacing w:before="120" w:after="120" w:line="312" w:lineRule="auto"/>
+            </w:pPr>
             <w:r>
               <w:t>Phạm Quang Trung</w:t>
             </w:r>
@@ -4772,9 +5594,12 @@
         </w:tc>
         <w:tc>
           <w:tcPr>
-            <w:tcW w:w="4252" w:type="dxa"/>
-          </w:tcPr>
-          <w:p>
+            <w:tcW w:w="3827" w:type="dxa"/>
+          </w:tcPr>
+          <w:p>
+            <w:pPr>
+              <w:spacing w:before="120" w:after="120" w:line="312" w:lineRule="auto"/>
+            </w:pPr>
             <w:r>
               <w:t>Tổng hợp lại nội dung báo cáo</w:t>
             </w:r>
@@ -4782,7 +5607,17 @@
         </w:tc>
         <w:tc>
           <w:tcPr>
-            <w:tcW w:w="4536" w:type="dxa"/>
+            <w:tcW w:w="2977" w:type="dxa"/>
+          </w:tcPr>
+          <w:p>
+            <w:r>
+              <w:t>100%</w:t>
+            </w:r>
+          </w:p>
+        </w:tc>
+        <w:tc>
+          <w:tcPr>
+            <w:tcW w:w="2126" w:type="dxa"/>
             <w:vMerge/>
           </w:tcPr>
           <w:p>
@@ -4844,7 +5679,19 @@
       </w:r>
       <w:r>
         <w:tab/>
-        <w:t>Ngày …. tháng …. năm 2026</w:t>
+        <w:t xml:space="preserve">Ngày </w:t>
+      </w:r>
+      <w:r>
+        <w:t xml:space="preserve">11 </w:t>
+      </w:r>
+      <w:r>
+        <w:t xml:space="preserve"> tháng </w:t>
+      </w:r>
+      <w:r>
+        <w:t xml:space="preserve">6 </w:t>
+      </w:r>
+      <w:r>
+        <w:t xml:space="preserve"> năm 2026</w:t>
       </w:r>
     </w:p>
     <w:p>
@@ -5520,6 +6367,95 @@
     </w:lvl>
   </w:abstractNum>
   <w:abstractNum w:abstractNumId="6" w15:restartNumberingAfterBreak="0">
+    <w:nsid w:val="78540C7D"/>
+    <w:multiLevelType w:val="hybridMultilevel"/>
+    <w:tmpl w:val="A9F0D054"/>
+    <w:lvl w:ilvl="0" w:tplc="1304DC06">
+      <w:start w:val="1"/>
+      <w:numFmt w:val="decimal"/>
+      <w:lvlText w:val="[%1]."/>
+      <w:lvlJc w:val="left"/>
+      <w:pPr>
+        <w:ind w:left="1287" w:hanging="360"/>
+      </w:pPr>
+      <w:rPr>
+        <w:rFonts w:hint="default"/>
+      </w:rPr>
+    </w:lvl>
+    <w:lvl w:ilvl="1" w:tplc="04090019" w:tentative="1">
+      <w:start w:val="1"/>
+      <w:numFmt w:val="lowerLetter"/>
+      <w:lvlText w:val="%2."/>
+      <w:lvlJc w:val="left"/>
+      <w:pPr>
+        <w:ind w:left="1440" w:hanging="360"/>
+      </w:pPr>
+    </w:lvl>
+    <w:lvl w:ilvl="2" w:tplc="0409001B" w:tentative="1">
+      <w:start w:val="1"/>
+      <w:numFmt w:val="lowerRoman"/>
+      <w:lvlText w:val="%3."/>
+      <w:lvlJc w:val="right"/>
+      <w:pPr>
+        <w:ind w:left="2160" w:hanging="180"/>
+      </w:pPr>
+    </w:lvl>
+    <w:lvl w:ilvl="3" w:tplc="0409000F" w:tentative="1">
+      <w:start w:val="1"/>
+      <w:numFmt w:val="decimal"/>
+      <w:lvlText w:val="%4."/>
+      <w:lvlJc w:val="left"/>
+      <w:pPr>
+        <w:ind w:left="2880" w:hanging="360"/>
+      </w:pPr>
+    </w:lvl>
+    <w:lvl w:ilvl="4" w:tplc="04090019" w:tentative="1">
+      <w:start w:val="1"/>
+      <w:numFmt w:val="lowerLetter"/>
+      <w:lvlText w:val="%5."/>
+      <w:lvlJc w:val="left"/>
+      <w:pPr>
+        <w:ind w:left="3600" w:hanging="360"/>
+      </w:pPr>
+    </w:lvl>
+    <w:lvl w:ilvl="5" w:tplc="0409001B" w:tentative="1">
+      <w:start w:val="1"/>
+      <w:numFmt w:val="lowerRoman"/>
+      <w:lvlText w:val="%6."/>
+      <w:lvlJc w:val="right"/>
+      <w:pPr>
+        <w:ind w:left="4320" w:hanging="180"/>
+      </w:pPr>
+    </w:lvl>
+    <w:lvl w:ilvl="6" w:tplc="0409000F" w:tentative="1">
+      <w:start w:val="1"/>
+      <w:numFmt w:val="decimal"/>
+      <w:lvlText w:val="%7."/>
+      <w:lvlJc w:val="left"/>
+      <w:pPr>
+        <w:ind w:left="5040" w:hanging="360"/>
+      </w:pPr>
+    </w:lvl>
+    <w:lvl w:ilvl="7" w:tplc="04090019" w:tentative="1">
+      <w:start w:val="1"/>
+      <w:numFmt w:val="lowerLetter"/>
+      <w:lvlText w:val="%8."/>
+      <w:lvlJc w:val="left"/>
+      <w:pPr>
+        <w:ind w:left="5760" w:hanging="360"/>
+      </w:pPr>
+    </w:lvl>
+    <w:lvl w:ilvl="8" w:tplc="0409001B" w:tentative="1">
+      <w:start w:val="1"/>
+      <w:numFmt w:val="lowerRoman"/>
+      <w:lvlText w:val="%9."/>
+      <w:lvlJc w:val="right"/>
+      <w:pPr>
+        <w:ind w:left="6480" w:hanging="180"/>
+      </w:pPr>
+    </w:lvl>
+  </w:abstractNum>
+  <w:abstractNum w:abstractNumId="7" w15:restartNumberingAfterBreak="0">
     <w:nsid w:val="7CB73927"/>
     <w:multiLevelType w:val="multilevel"/>
     <w:tmpl w:val="8DDEF0C8"/>
@@ -5612,7 +6548,7 @@
     <w:abstractNumId w:val="1"/>
   </w:num>
   <w:num w:numId="3" w16cid:durableId="544874654">
-    <w:abstractNumId w:val="6"/>
+    <w:abstractNumId w:val="7"/>
   </w:num>
   <w:num w:numId="4" w16cid:durableId="195198107">
     <w:abstractNumId w:val="5"/>
@@ -5625,6 +6561,9 @@
   </w:num>
   <w:num w:numId="7" w16cid:durableId="1910731758">
     <w:abstractNumId w:val="2"/>
+  </w:num>
+  <w:num w:numId="8" w16cid:durableId="705838079">
+    <w:abstractNumId w:val="6"/>
   </w:num>
 </w:numbering>
 </file>
@@ -6027,6 +6966,7 @@
   <w:style w:type="paragraph" w:default="1" w:styleId="Normal">
     <w:name w:val="Normal"/>
     <w:qFormat/>
+    <w:rsid w:val="005357F4"/>
   </w:style>
   <w:style w:type="paragraph" w:styleId="Heading1">
     <w:name w:val="heading 1"/>
@@ -6259,6 +7199,24 @@
         <w:right w:w="108" w:type="dxa"/>
       </w:tblCellMar>
     </w:tblPr>
+  </w:style>
+  <w:style w:type="paragraph" w:styleId="ListParagraph">
+    <w:name w:val="List Paragraph"/>
+    <w:basedOn w:val="Normal"/>
+    <w:uiPriority w:val="34"/>
+    <w:qFormat/>
+    <w:rsid w:val="000B50C6"/>
+    <w:pPr>
+      <w:spacing w:line="278" w:lineRule="auto"/>
+      <w:ind w:left="720"/>
+      <w:contextualSpacing/>
+    </w:pPr>
+    <w:rPr>
+      <w:rFonts w:eastAsiaTheme="minorHAnsi" w:cstheme="minorBidi"/>
+      <w:kern w:val="2"/>
+      <w:lang w:val="en-US"/>
+      <w14:ligatures w14:val="standardContextual"/>
+    </w:rPr>
   </w:style>
 </w:styles>
 </file>
